--- a/thesis/Nguyen_Viet_Hieu_BaoCao_DoAn_EMusic.docx
+++ b/thesis/Nguyen_Viet_Hieu_BaoCao_DoAn_EMusic.docx
@@ -1,6 +1,6 @@
 
 <file path=word/document.xml><?xml version="1.0" encoding="utf-8"?>
-<w:document xmlns:wpc="http://schemas.microsoft.com/office/word/2010/wordprocessingCanvas" xmlns:cx="http://schemas.microsoft.com/office/drawing/2014/chartex" xmlns:cx1="http://schemas.microsoft.com/office/drawing/2015/9/8/chartex" xmlns:cx2="http://schemas.microsoft.com/office/drawing/2015/10/21/chartex" xmlns:cx3="http://schemas.microsoft.com/office/drawing/2016/5/9/chartex" xmlns:cx4="http://schemas.microsoft.com/office/drawing/2016/5/10/chartex" xmlns:cx5="http://schemas.microsoft.com/office/drawing/2016/5/11/chartex" xmlns:cx6="http://schemas.microsoft.com/office/drawing/2016/5/12/chartex" xmlns:cx7="http://schemas.microsoft.com/office/drawing/2016/5/13/chartex" xmlns:cx8="http://schemas.microsoft.com/office/drawing/2016/5/14/chartex" xmlns:mc="http://schemas.openxmlformats.org/markup-compatibility/2006" xmlns:aink="http://schemas.microsoft.com/office/drawing/2016/ink" xmlns:am3d="http://schemas.microsoft.com/office/drawing/2017/model3d" xmlns:o="urn:schemas-microsoft-com:office:office" xmlns:oel="http://schemas.microsoft.com/office/2019/extlst" xmlns:r="http://schemas.openxmlformats.org/officeDocument/2006/relationships" xmlns:m="http://schemas.openxmlformats.org/officeDocument/2006/math" xmlns:v="urn:schemas-microsoft-com:vml" xmlns:wp14="http://schemas.microsoft.com/office/word/2010/wordprocessingDrawing" xmlns:wp="http://schemas.openxmlformats.org/drawingml/2006/wordprocessingDrawing" xmlns:w10="urn:schemas-microsoft-com:office:word" xmlns:w="http://schemas.openxmlformats.org/wordprocessingml/2006/main" xmlns:w14="http://schemas.microsoft.com/office/word/2010/wordml" xmlns:w15="http://schemas.microsoft.com/office/word/2012/wordml" xmlns:w16cex="http://schemas.microsoft.com/office/word/2018/wordml/cex" xmlns:w16cid="http://schemas.microsoft.com/office/word/2016/wordml/cid" xmlns:w16="http://schemas.microsoft.com/office/word/2018/wordml" xmlns:w16du="http://schemas.microsoft.com/office/word/2023/wordml/word16du" xmlns:w16sdtdh="http://schemas.microsoft.com/office/word/2020/wordml/sdtdatahash" xmlns:w16sdtfl="http://schemas.microsoft.com/office/word/2024/wordml/sdtformatlock" xmlns:w16se="http://schemas.microsoft.com/office/word/2015/wordml/symex" xmlns:wpg="http://schemas.microsoft.com/office/word/2010/wordprocessingGroup" xmlns:wpi="http://schemas.microsoft.com/office/word/2010/wordprocessingInk" xmlns:wne="http://schemas.microsoft.com/office/word/2006/wordml" xmlns:wps="http://schemas.microsoft.com/office/word/2010/wordprocessingShape" mc:Ignorable="w14 w15 w16se w16cid w16 w16cex w16sdtdh w16sdtfl w16du wp14">
+<w:document xmlns:wpc="http://schemas.microsoft.com/office/word/2010/wordprocessingCanvas" xmlns:cx="http://schemas.microsoft.com/office/drawing/2014/chartex" xmlns:mc="http://schemas.openxmlformats.org/markup-compatibility/2006" xmlns:o="urn:schemas-microsoft-com:office:office" xmlns:r="http://schemas.openxmlformats.org/officeDocument/2006/relationships" xmlns:m="http://schemas.openxmlformats.org/officeDocument/2006/math" xmlns:v="urn:schemas-microsoft-com:vml" xmlns:wp14="http://schemas.microsoft.com/office/word/2010/wordprocessingDrawing" xmlns:wp="http://schemas.openxmlformats.org/drawingml/2006/wordprocessingDrawing" xmlns:w10="urn:schemas-microsoft-com:office:word" xmlns:w="http://schemas.openxmlformats.org/wordprocessingml/2006/main" xmlns:w14="http://schemas.microsoft.com/office/word/2010/wordml" xmlns:w15="http://schemas.microsoft.com/office/word/2012/wordml" xmlns:w16se="http://schemas.microsoft.com/office/word/2015/wordml/symex" xmlns:wpg="http://schemas.microsoft.com/office/word/2010/wordprocessingGroup" xmlns:wpi="http://schemas.microsoft.com/office/word/2010/wordprocessingInk" xmlns:wne="http://schemas.microsoft.com/office/word/2006/wordml" xmlns:wps="http://schemas.microsoft.com/office/word/2010/wordprocessingShape" mc:Ignorable="w14 w15 w16se wp14">
   <w:body>
     <w:p>
       <w:pPr>
@@ -56,7 +56,6 @@
           <w:b/>
           <w:noProof/>
           <w:sz w:val="48"/>
-          <w:lang w:eastAsia="vi-VN"/>
         </w:rPr>
         <w:drawing>
           <wp:inline distT="0" distB="0" distL="114300" distR="114300" wp14:anchorId="239DEF8C" wp14:editId="7CFB8527">
@@ -303,7 +302,7 @@
                 <v:stroke joinstyle="miter"/>
                 <v:path gradientshapeok="t" o:connecttype="rect"/>
               </v:shapetype>
-              <v:shape id="Text Box 964912202" o:spid="_x0000_s1026" type="#_x0000_t202" style="position:absolute;margin-left:45pt;margin-top:22.6pt;width:160.1pt;height:54pt;z-index:251662336;visibility:visible;mso-wrap-style:square;mso-wrap-distance-left:9pt;mso-wrap-distance-top:0;mso-wrap-distance-right:9pt;mso-wrap-distance-bottom:0;mso-position-horizontal:absolute;mso-position-horizontal-relative:text;mso-position-vertical:absolute;mso-position-vertical-relative:text;v-text-anchor:top" o:gfxdata="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" stroked="f">
+              <v:shape id="Text Box 964912202" o:spid="_x0000_s1026" type="#_x0000_t202" style="position:absolute;margin-left:45pt;margin-top:22.6pt;width:160.1pt;height:54pt;z-index:251662336;visibility:visible;mso-wrap-style:square;mso-wrap-distance-left:9pt;mso-wrap-distance-top:0;mso-wrap-distance-right:9pt;mso-wrap-distance-bottom:0;mso-position-horizontal:absolute;mso-position-horizontal-relative:text;mso-position-vertical:absolute;mso-position-vertical-relative:text;v-text-anchor:top" o:gfxdata="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" stroked="f">
                 <v:textbox>
                   <w:txbxContent>
                     <w:p>
@@ -434,7 +433,7 @@
           </mc:Choice>
           <mc:Fallback>
             <w:pict>
-              <v:shape w14:anchorId="0E3ACC7F" id="Text Box 202802750" o:spid="_x0000_s1027" type="#_x0000_t202" style="position:absolute;left:0;text-align:left;margin-left:248.4pt;margin-top:.6pt;width:189.65pt;height:142.75pt;z-index:251663360;visibility:visible;mso-wrap-style:square;mso-wrap-distance-left:9pt;mso-wrap-distance-top:0;mso-wrap-distance-right:9pt;mso-wrap-distance-bottom:0;mso-position-horizontal:absolute;mso-position-horizontal-relative:text;mso-position-vertical:absolute;mso-position-vertical-relative:text;v-text-anchor:top" o:gfxdata="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" stroked="f">
+              <v:shape w14:anchorId="0E3ACC7F" id="Text Box 202802750" o:spid="_x0000_s1027" type="#_x0000_t202" style="position:absolute;left:0;text-align:left;margin-left:248.4pt;margin-top:.6pt;width:189.65pt;height:142.75pt;z-index:251663360;visibility:visible;mso-wrap-style:square;mso-wrap-distance-left:9pt;mso-wrap-distance-top:0;mso-wrap-distance-right:9pt;mso-wrap-distance-bottom:0;mso-position-horizontal:absolute;mso-position-horizontal-relative:text;mso-position-vertical:absolute;mso-position-vertical-relative:text;v-text-anchor:top" o:gfxdata="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" stroked="f">
                 <v:textbox>
                   <w:txbxContent>
                     <w:p>
@@ -1760,16 +1759,36 @@
     </w:p>
     <w:p>
       <w:pPr>
-        <w:spacing w:after="360" w:line="360" w:lineRule="auto"/>
-        <w:jc w:val="center"/>
-      </w:pPr>
-      <w:r>
         <w:rPr>
           <w:b/>
           <w:bCs/>
           <w:sz w:val="28"/>
           <w:szCs w:val="28"/>
         </w:rPr>
+      </w:pPr>
+      <w:r>
+        <w:rPr>
+          <w:b/>
+          <w:bCs/>
+          <w:sz w:val="28"/>
+          <w:szCs w:val="28"/>
+        </w:rPr>
+        <w:br w:type="page"/>
+      </w:r>
+    </w:p>
+    <w:p>
+      <w:pPr>
+        <w:spacing w:after="360" w:line="360" w:lineRule="auto"/>
+        <w:jc w:val="center"/>
+      </w:pPr>
+      <w:r>
+        <w:rPr>
+          <w:b/>
+          <w:bCs/>
+          <w:sz w:val="28"/>
+          <w:szCs w:val="28"/>
+        </w:rPr>
+        <w:lastRenderedPageBreak/>
         <w:t>LỜI CẢM ƠN</w:t>
       </w:r>
     </w:p>
@@ -1780,7 +1799,6 @@
         <w:jc w:val="both"/>
       </w:pPr>
       <w:r>
-        <w:lastRenderedPageBreak/>
         <w:t>Trong suốt quá trình học tập và thực hiện đồ án môn học Chuyên đề ASP.NET, tôi đã nhận được rất nhiều sự hỗ trợ, giúp đỡ từ phía nhà trường, gia đình và bạn bè.</w:t>
       </w:r>
     </w:p>
@@ -1801,8 +1819,16 @@
         <w:jc w:val="both"/>
       </w:pPr>
       <w:r>
-        <w:t>Đặc biệt, tôi xin gửi lời cảm ơn trân trọng đến giảng viên hướng dẫn đã dành thời gian định hướng, góp ý và chỉnh sửa đồ án từ những bước đầu tiên đến khi hoàn thành.</w:t>
-      </w:r>
+        <w:t>Đặc biệt, tôi xin gửi lời cảm ơn trân trọng đến giảng viên hướng dẫn</w:t>
+      </w:r>
+      <w:r>
+        <w:t xml:space="preserve"> Thầy Đoàn Phước Miền</w:t>
+      </w:r>
+      <w:r>
+        <w:t xml:space="preserve"> đã dành thời gian định hướng, góp ý và chỉnh sửa đồ án từ những bước đầu tiên đến khi hoàn thành.</w:t>
+      </w:r>
+      <w:bookmarkStart w:id="8" w:name="_GoBack"/>
+      <w:bookmarkEnd w:id="8"/>
     </w:p>
     <w:p>
       <w:pPr>
@@ -1898,7 +1924,6 @@
         <w:alias w:val="Mục lục"/>
         <w:id w:val="-1583129330"/>
       </w:sdtPr>
-      <w:sdtEndPr/>
       <w:sdtContent>
         <w:p>
           <w:pPr>
@@ -3663,18 +3688,15 @@
               <w:rPr>
                 <w:noProof/>
               </w:rPr>
-            </w:r>
-            <w:r>
-              <w:rPr>
-                <w:noProof/>
-              </w:rPr>
               <w:fldChar w:fldCharType="separate"/>
             </w:r>
             <w:r>
               <w:rPr>
-                <w:noProof/>
-              </w:rPr>
-              <w:t>10</w:t>
+                <w:b/>
+                <w:bCs/>
+                <w:noProof/>
+              </w:rPr>
+              <w:t>Error! Bookmark not defined.</w:t>
             </w:r>
             <w:r>
               <w:rPr>
@@ -5060,7 +5082,7 @@
               <w:rPr>
                 <w:noProof/>
               </w:rPr>
-              <w:t>29</w:t>
+              <w:t>30</w:t>
             </w:r>
             <w:r>
               <w:rPr>
@@ -5858,21 +5880,7 @@
             <w:rStyle w:val="Hyperlink"/>
             <w:noProof/>
           </w:rPr>
-          <w:t>Hình 11 Swagger API Doc</w:t>
-        </w:r>
-        <w:r>
-          <w:rPr>
-            <w:rStyle w:val="Hyperlink"/>
-            <w:noProof/>
-          </w:rPr>
-          <w:t>u</w:t>
-        </w:r>
-        <w:r>
-          <w:rPr>
-            <w:rStyle w:val="Hyperlink"/>
-            <w:noProof/>
-          </w:rPr>
-          <w:t>mentation</w:t>
+          <w:t>Hình 11 Swagger API Documentation</w:t>
         </w:r>
         <w:r>
           <w:rPr>
@@ -7141,22 +7149,22 @@
         <w:pStyle w:val="Heading1"/>
         <w:pageBreakBefore/>
       </w:pPr>
-      <w:bookmarkStart w:id="8" w:name="_Toc232852312"/>
+      <w:bookmarkStart w:id="9" w:name="_Toc232852312"/>
       <w:r>
         <w:lastRenderedPageBreak/>
         <w:t>CHƯƠNG 1: TỔNG QUAN</w:t>
       </w:r>
-      <w:bookmarkEnd w:id="8"/>
+      <w:bookmarkEnd w:id="9"/>
     </w:p>
     <w:p>
       <w:pPr>
         <w:pStyle w:val="Heading2"/>
       </w:pPr>
-      <w:bookmarkStart w:id="9" w:name="_Toc232852313"/>
+      <w:bookmarkStart w:id="10" w:name="_Toc232852313"/>
       <w:r>
         <w:t>1.1. Tổng quan về lĩnh vực</w:t>
       </w:r>
-      <w:bookmarkEnd w:id="9"/>
+      <w:bookmarkEnd w:id="10"/>
     </w:p>
     <w:p>
       <w:pPr>
@@ -7180,11 +7188,11 @@
       <w:pPr>
         <w:pStyle w:val="Heading2"/>
       </w:pPr>
-      <w:bookmarkStart w:id="10" w:name="_Toc232852314"/>
+      <w:bookmarkStart w:id="11" w:name="_Toc232852314"/>
       <w:r>
         <w:t>1.2. Các hệ thống tương tự</w:t>
       </w:r>
-      <w:bookmarkEnd w:id="10"/>
+      <w:bookmarkEnd w:id="11"/>
     </w:p>
     <w:p>
       <w:pPr>
@@ -7256,11 +7264,11 @@
       <w:pPr>
         <w:pStyle w:val="Heading2"/>
       </w:pPr>
-      <w:bookmarkStart w:id="11" w:name="_Toc232852315"/>
+      <w:bookmarkStart w:id="12" w:name="_Toc232852315"/>
       <w:r>
         <w:t>1.3. Yêu cầu bài toán</w:t>
       </w:r>
-      <w:bookmarkEnd w:id="11"/>
+      <w:bookmarkEnd w:id="12"/>
     </w:p>
     <w:p>
       <w:pPr>
@@ -7484,32 +7492,32 @@
         <w:pStyle w:val="Heading1"/>
         <w:pageBreakBefore/>
       </w:pPr>
-      <w:bookmarkStart w:id="12" w:name="_Toc232852316"/>
+      <w:bookmarkStart w:id="13" w:name="_Toc232852316"/>
       <w:r>
         <w:lastRenderedPageBreak/>
         <w:t>CHƯƠNG 2: NGHIÊN CỨU LÝ THUYẾT</w:t>
       </w:r>
-      <w:bookmarkEnd w:id="12"/>
+      <w:bookmarkEnd w:id="13"/>
     </w:p>
     <w:p>
       <w:pPr>
         <w:pStyle w:val="Heading2"/>
       </w:pPr>
-      <w:bookmarkStart w:id="13" w:name="_Toc232852317"/>
+      <w:bookmarkStart w:id="14" w:name="_Toc232852317"/>
       <w:r>
         <w:t>2.1. ASP.NET Core 8</w:t>
       </w:r>
-      <w:bookmarkEnd w:id="13"/>
+      <w:bookmarkEnd w:id="14"/>
     </w:p>
     <w:p>
       <w:pPr>
         <w:pStyle w:val="Heading3"/>
       </w:pPr>
-      <w:bookmarkStart w:id="14" w:name="_Toc232852318"/>
+      <w:bookmarkStart w:id="15" w:name="_Toc232852318"/>
       <w:r>
         <w:t>2.1.1. Tổng quan ASP.NET Core</w:t>
       </w:r>
-      <w:bookmarkEnd w:id="14"/>
+      <w:bookmarkEnd w:id="15"/>
     </w:p>
     <w:p>
       <w:pPr>
@@ -7613,11 +7621,11 @@
       <w:pPr>
         <w:pStyle w:val="Heading3"/>
       </w:pPr>
-      <w:bookmarkStart w:id="15" w:name="_Toc232852319"/>
+      <w:bookmarkStart w:id="16" w:name="_Toc232852319"/>
       <w:r>
         <w:t>2.1.2. Kiến trúc Clean Architecture</w:t>
       </w:r>
-      <w:bookmarkEnd w:id="15"/>
+      <w:bookmarkEnd w:id="16"/>
     </w:p>
     <w:p>
       <w:pPr>
@@ -7680,11 +7688,11 @@
       <w:pPr>
         <w:pStyle w:val="Heading3"/>
       </w:pPr>
-      <w:bookmarkStart w:id="16" w:name="_Toc232852320"/>
+      <w:bookmarkStart w:id="17" w:name="_Toc232852320"/>
       <w:r>
         <w:t>2.1.3. Entity Framework Core</w:t>
       </w:r>
-      <w:bookmarkEnd w:id="16"/>
+      <w:bookmarkEnd w:id="17"/>
     </w:p>
     <w:p>
       <w:pPr>
@@ -7764,11 +7772,11 @@
       <w:pPr>
         <w:pStyle w:val="Heading3"/>
       </w:pPr>
-      <w:bookmarkStart w:id="17" w:name="_Toc232852321"/>
+      <w:bookmarkStart w:id="18" w:name="_Toc232852321"/>
       <w:r>
         <w:t>2.1.4. JWT Authentication</w:t>
       </w:r>
-      <w:bookmarkEnd w:id="17"/>
+      <w:bookmarkEnd w:id="18"/>
     </w:p>
     <w:p>
       <w:pPr>
@@ -7856,21 +7864,21 @@
       <w:pPr>
         <w:pStyle w:val="Heading2"/>
       </w:pPr>
-      <w:bookmarkStart w:id="18" w:name="_Toc232852322"/>
+      <w:bookmarkStart w:id="19" w:name="_Toc232852322"/>
       <w:r>
         <w:t>2.2. SQL Server và Cơ sở dữ liệu</w:t>
       </w:r>
-      <w:bookmarkEnd w:id="18"/>
+      <w:bookmarkEnd w:id="19"/>
     </w:p>
     <w:p>
       <w:pPr>
         <w:pStyle w:val="Heading3"/>
       </w:pPr>
-      <w:bookmarkStart w:id="19" w:name="_Toc232852323"/>
+      <w:bookmarkStart w:id="20" w:name="_Toc232852323"/>
       <w:r>
         <w:t>2.2.1. SQL Server 2022</w:t>
       </w:r>
-      <w:bookmarkEnd w:id="19"/>
+      <w:bookmarkEnd w:id="20"/>
     </w:p>
     <w:p>
       <w:pPr>
@@ -7885,11 +7893,11 @@
       <w:pPr>
         <w:pStyle w:val="Heading3"/>
       </w:pPr>
-      <w:bookmarkStart w:id="20" w:name="_Toc232852324"/>
+      <w:bookmarkStart w:id="21" w:name="_Toc232852324"/>
       <w:r>
         <w:t>2.2.2. Docker cho SQL Server</w:t>
       </w:r>
-      <w:bookmarkEnd w:id="20"/>
+      <w:bookmarkEnd w:id="21"/>
     </w:p>
     <w:p>
       <w:pPr>
@@ -7904,21 +7912,21 @@
       <w:pPr>
         <w:pStyle w:val="Heading2"/>
       </w:pPr>
-      <w:bookmarkStart w:id="21" w:name="_Toc232852325"/>
+      <w:bookmarkStart w:id="22" w:name="_Toc232852325"/>
       <w:r>
         <w:t>2.3. Next.js và Giao diện Frontend</w:t>
       </w:r>
-      <w:bookmarkEnd w:id="21"/>
+      <w:bookmarkEnd w:id="22"/>
     </w:p>
     <w:p>
       <w:pPr>
         <w:pStyle w:val="Heading3"/>
       </w:pPr>
-      <w:bookmarkStart w:id="22" w:name="_Toc232852326"/>
+      <w:bookmarkStart w:id="23" w:name="_Toc232852326"/>
       <w:r>
         <w:t>2.3.1. Next.js 14 (App Router)</w:t>
       </w:r>
-      <w:bookmarkEnd w:id="22"/>
+      <w:bookmarkEnd w:id="23"/>
     </w:p>
     <w:p>
       <w:pPr>
@@ -7991,11 +7999,11 @@
       <w:pPr>
         <w:pStyle w:val="Heading3"/>
       </w:pPr>
-      <w:bookmarkStart w:id="23" w:name="_Toc232852327"/>
+      <w:bookmarkStart w:id="24" w:name="_Toc232852327"/>
       <w:r>
         <w:t>2.3.2. Zustand — State Management</w:t>
       </w:r>
-      <w:bookmarkEnd w:id="23"/>
+      <w:bookmarkEnd w:id="24"/>
     </w:p>
     <w:p>
       <w:pPr>
@@ -8051,11 +8059,11 @@
       <w:pPr>
         <w:pStyle w:val="Heading3"/>
       </w:pPr>
-      <w:bookmarkStart w:id="24" w:name="_Toc232852328"/>
+      <w:bookmarkStart w:id="25" w:name="_Toc232852328"/>
       <w:r>
         <w:t>2.3.3. Tailwind CSS</w:t>
       </w:r>
-      <w:bookmarkEnd w:id="24"/>
+      <w:bookmarkEnd w:id="25"/>
     </w:p>
     <w:p>
       <w:pPr>
@@ -8118,21 +8126,21 @@
       <w:pPr>
         <w:pStyle w:val="Heading2"/>
       </w:pPr>
-      <w:bookmarkStart w:id="25" w:name="_Toc232852329"/>
+      <w:bookmarkStart w:id="26" w:name="_Toc232852329"/>
       <w:r>
         <w:t>2.4. Các công nghệ và thư viện khác</w:t>
       </w:r>
-      <w:bookmarkEnd w:id="25"/>
+      <w:bookmarkEnd w:id="26"/>
     </w:p>
     <w:p>
       <w:pPr>
         <w:pStyle w:val="Heading3"/>
       </w:pPr>
-      <w:bookmarkStart w:id="26" w:name="_Toc232852330"/>
+      <w:bookmarkStart w:id="27" w:name="_Toc232852330"/>
       <w:r>
         <w:t>2.4.1. AutoMapper</w:t>
       </w:r>
-      <w:bookmarkEnd w:id="26"/>
+      <w:bookmarkEnd w:id="27"/>
     </w:p>
     <w:p>
       <w:pPr>
@@ -8147,12 +8155,12 @@
       <w:pPr>
         <w:pStyle w:val="Heading3"/>
       </w:pPr>
-      <w:bookmarkStart w:id="27" w:name="_Toc232852331"/>
+      <w:bookmarkStart w:id="28" w:name="_Toc232852331"/>
       <w:r>
         <w:lastRenderedPageBreak/>
         <w:t>2.4.2. FluentValidation</w:t>
       </w:r>
-      <w:bookmarkEnd w:id="27"/>
+      <w:bookmarkEnd w:id="28"/>
     </w:p>
     <w:p>
       <w:pPr>
@@ -8167,11 +8175,11 @@
       <w:pPr>
         <w:pStyle w:val="Heading3"/>
       </w:pPr>
-      <w:bookmarkStart w:id="28" w:name="_Toc232852332"/>
+      <w:bookmarkStart w:id="29" w:name="_Toc232852332"/>
       <w:r>
         <w:t>2.4.3. BCrypt.Net</w:t>
       </w:r>
-      <w:bookmarkEnd w:id="28"/>
+      <w:bookmarkEnd w:id="29"/>
     </w:p>
     <w:p>
       <w:pPr>
@@ -8186,11 +8194,11 @@
       <w:pPr>
         <w:pStyle w:val="Heading3"/>
       </w:pPr>
-      <w:bookmarkStart w:id="29" w:name="_Toc232852333"/>
+      <w:bookmarkStart w:id="30" w:name="_Toc232852333"/>
       <w:r>
         <w:t>2.4.4. HTTP Range Requests</w:t>
       </w:r>
-      <w:bookmarkEnd w:id="29"/>
+      <w:bookmarkEnd w:id="30"/>
     </w:p>
     <w:p>
       <w:pPr>
@@ -8206,22 +8214,22 @@
         <w:pStyle w:val="Heading1"/>
         <w:pageBreakBefore/>
       </w:pPr>
-      <w:bookmarkStart w:id="30" w:name="_Toc232852334"/>
+      <w:bookmarkStart w:id="31" w:name="_Toc232852334"/>
       <w:r>
         <w:lastRenderedPageBreak/>
         <w:t>CHƯƠNG 3: HIỆN THỰC HÓA NGHIÊN CỨU</w:t>
       </w:r>
-      <w:bookmarkEnd w:id="30"/>
+      <w:bookmarkEnd w:id="31"/>
     </w:p>
     <w:p>
       <w:pPr>
         <w:pStyle w:val="Heading2"/>
       </w:pPr>
-      <w:bookmarkStart w:id="31" w:name="_Toc232852335"/>
+      <w:bookmarkStart w:id="32" w:name="_Toc232852335"/>
       <w:r>
         <w:t>3.1. Mô tả bài toán</w:t>
       </w:r>
-      <w:bookmarkEnd w:id="31"/>
+      <w:bookmarkEnd w:id="32"/>
     </w:p>
     <w:p>
       <w:pPr>
@@ -8284,11 +8292,11 @@
       <w:pPr>
         <w:pStyle w:val="Heading2"/>
       </w:pPr>
-      <w:bookmarkStart w:id="32" w:name="_Toc232852336"/>
+      <w:bookmarkStart w:id="33" w:name="_Toc232852336"/>
       <w:r>
         <w:t>3.2. Yêu cầu chức năng</w:t>
       </w:r>
-      <w:bookmarkEnd w:id="32"/>
+      <w:bookmarkEnd w:id="33"/>
     </w:p>
     <w:p>
       <w:pPr>
@@ -9473,32 +9481,22 @@
         <w:pStyle w:val="Caption"/>
         <w:jc w:val="center"/>
       </w:pPr>
-      <w:bookmarkStart w:id="33" w:name="_Toc232855058"/>
+      <w:bookmarkStart w:id="34" w:name="_Toc232855058"/>
       <w:r>
         <w:t xml:space="preserve">Bảng </w:t>
       </w:r>
-      <w:r>
-        <w:fldChar w:fldCharType="begin"/>
-      </w:r>
-      <w:r>
-        <w:instrText xml:space="preserve"> SEQ Bảng \* ARABIC </w:instrText>
-      </w:r>
-      <w:r>
-        <w:fldChar w:fldCharType="separate"/>
-      </w:r>
-      <w:r>
-        <w:rPr>
-          <w:noProof/>
-        </w:rPr>
-        <w:t>1</w:t>
-      </w:r>
-      <w:r>
-        <w:fldChar w:fldCharType="end"/>
-      </w:r>
+      <w:fldSimple w:instr=" SEQ Bảng \* ARABIC ">
+        <w:r>
+          <w:rPr>
+            <w:noProof/>
+          </w:rPr>
+          <w:t>1</w:t>
+        </w:r>
+      </w:fldSimple>
       <w:r>
         <w:t xml:space="preserve"> Chức năng hệ thống</w:t>
       </w:r>
-      <w:bookmarkEnd w:id="33"/>
+      <w:bookmarkEnd w:id="34"/>
     </w:p>
     <w:p>
       <w:pPr>
@@ -9515,12 +9513,12 @@
       <w:pPr>
         <w:pStyle w:val="Heading2"/>
       </w:pPr>
-      <w:bookmarkStart w:id="34" w:name="_Toc232852337"/>
+      <w:bookmarkStart w:id="35" w:name="_Toc232852337"/>
       <w:r>
         <w:lastRenderedPageBreak/>
         <w:t>3.3. Mô hình cơ sở dữ liệu</w:t>
       </w:r>
-      <w:bookmarkEnd w:id="34"/>
+      <w:bookmarkEnd w:id="35"/>
     </w:p>
     <w:p>
       <w:pPr>
@@ -9581,32 +9579,22 @@
           <w:szCs w:val="22"/>
         </w:rPr>
       </w:pPr>
-      <w:bookmarkStart w:id="35" w:name="_Toc232855087"/>
+      <w:bookmarkStart w:id="36" w:name="_Toc232855087"/>
       <w:r>
         <w:t xml:space="preserve">Hình </w:t>
       </w:r>
-      <w:r>
-        <w:fldChar w:fldCharType="begin"/>
-      </w:r>
-      <w:r>
-        <w:instrText xml:space="preserve"> SEQ Hình \* ARABIC </w:instrText>
-      </w:r>
-      <w:r>
-        <w:fldChar w:fldCharType="separate"/>
-      </w:r>
-      <w:r>
-        <w:rPr>
-          <w:noProof/>
-        </w:rPr>
-        <w:t>1</w:t>
-      </w:r>
-      <w:r>
-        <w:fldChar w:fldCharType="end"/>
-      </w:r>
+      <w:fldSimple w:instr=" SEQ Hình \* ARABIC ">
+        <w:r>
+          <w:rPr>
+            <w:noProof/>
+          </w:rPr>
+          <w:t>1</w:t>
+        </w:r>
+      </w:fldSimple>
       <w:r>
         <w:t xml:space="preserve"> Mô hình cơ sở dữ liệu (ERD)</w:t>
       </w:r>
-      <w:bookmarkEnd w:id="35"/>
+      <w:bookmarkEnd w:id="36"/>
     </w:p>
     <w:p>
       <w:pPr>
@@ -10556,32 +10544,22 @@
         <w:pStyle w:val="Caption"/>
         <w:jc w:val="center"/>
       </w:pPr>
-      <w:bookmarkStart w:id="36" w:name="_Toc232855059"/>
+      <w:bookmarkStart w:id="37" w:name="_Toc232855059"/>
       <w:r>
         <w:t xml:space="preserve">Bảng </w:t>
       </w:r>
-      <w:r>
-        <w:fldChar w:fldCharType="begin"/>
-      </w:r>
-      <w:r>
-        <w:instrText xml:space="preserve"> SEQ Bảng \* ARABIC </w:instrText>
-      </w:r>
-      <w:r>
-        <w:fldChar w:fldCharType="separate"/>
-      </w:r>
-      <w:r>
-        <w:rPr>
-          <w:noProof/>
-        </w:rPr>
-        <w:t>2</w:t>
-      </w:r>
-      <w:r>
-        <w:fldChar w:fldCharType="end"/>
-      </w:r>
+      <w:fldSimple w:instr=" SEQ Bảng \* ARABIC ">
+        <w:r>
+          <w:rPr>
+            <w:noProof/>
+          </w:rPr>
+          <w:t>2</w:t>
+        </w:r>
+      </w:fldSimple>
       <w:r>
         <w:t xml:space="preserve"> Mô tả bảng Users</w:t>
       </w:r>
-      <w:bookmarkEnd w:id="36"/>
+      <w:bookmarkEnd w:id="37"/>
     </w:p>
     <w:p>
       <w:pPr>
@@ -12163,32 +12141,22 @@
         <w:pStyle w:val="Caption"/>
         <w:jc w:val="center"/>
       </w:pPr>
-      <w:bookmarkStart w:id="37" w:name="_Toc232855060"/>
+      <w:bookmarkStart w:id="38" w:name="_Toc232855060"/>
       <w:r>
         <w:t xml:space="preserve">Bảng </w:t>
       </w:r>
-      <w:r>
-        <w:fldChar w:fldCharType="begin"/>
-      </w:r>
-      <w:r>
-        <w:instrText xml:space="preserve"> SEQ Bảng \* ARABIC </w:instrText>
-      </w:r>
-      <w:r>
-        <w:fldChar w:fldCharType="separate"/>
-      </w:r>
-      <w:r>
-        <w:rPr>
-          <w:noProof/>
-        </w:rPr>
-        <w:t>3</w:t>
-      </w:r>
-      <w:r>
-        <w:fldChar w:fldCharType="end"/>
-      </w:r>
+      <w:fldSimple w:instr=" SEQ Bảng \* ARABIC ">
+        <w:r>
+          <w:rPr>
+            <w:noProof/>
+          </w:rPr>
+          <w:t>3</w:t>
+        </w:r>
+      </w:fldSimple>
       <w:r>
         <w:t xml:space="preserve"> Mô tả bảng Songs</w:t>
       </w:r>
-      <w:bookmarkEnd w:id="37"/>
+      <w:bookmarkEnd w:id="38"/>
     </w:p>
     <w:p>
       <w:pPr>
@@ -13124,35 +13092,25 @@
         <w:pStyle w:val="Caption"/>
         <w:jc w:val="center"/>
       </w:pPr>
-      <w:bookmarkStart w:id="38" w:name="_Toc232855061"/>
+      <w:bookmarkStart w:id="39" w:name="_Toc232855061"/>
       <w:r>
         <w:t xml:space="preserve">Bảng </w:t>
       </w:r>
-      <w:r>
-        <w:fldChar w:fldCharType="begin"/>
-      </w:r>
-      <w:r>
-        <w:instrText xml:space="preserve"> SEQ Bảng \* ARABIC </w:instrText>
-      </w:r>
-      <w:r>
-        <w:fldChar w:fldCharType="separate"/>
-      </w:r>
-      <w:r>
-        <w:rPr>
-          <w:noProof/>
-        </w:rPr>
-        <w:t>4</w:t>
-      </w:r>
-      <w:r>
-        <w:fldChar w:fldCharType="end"/>
-      </w:r>
+      <w:fldSimple w:instr=" SEQ Bảng \* ARABIC ">
+        <w:r>
+          <w:rPr>
+            <w:noProof/>
+          </w:rPr>
+          <w:t>4</w:t>
+        </w:r>
+      </w:fldSimple>
       <w:r>
         <w:t xml:space="preserve"> </w:t>
       </w:r>
       <w:r>
         <w:t>Mô tả bảng Artists</w:t>
       </w:r>
-      <w:bookmarkEnd w:id="38"/>
+      <w:bookmarkEnd w:id="39"/>
     </w:p>
     <w:p>
       <w:pPr>
@@ -13963,35 +13921,25 @@
         <w:pStyle w:val="Caption"/>
         <w:jc w:val="center"/>
       </w:pPr>
-      <w:bookmarkStart w:id="39" w:name="_Toc232855062"/>
+      <w:bookmarkStart w:id="40" w:name="_Toc232855062"/>
       <w:r>
         <w:t xml:space="preserve">Bảng </w:t>
       </w:r>
-      <w:r>
-        <w:fldChar w:fldCharType="begin"/>
-      </w:r>
-      <w:r>
-        <w:instrText xml:space="preserve"> SEQ Bảng \* ARABIC </w:instrText>
-      </w:r>
-      <w:r>
-        <w:fldChar w:fldCharType="separate"/>
-      </w:r>
-      <w:r>
-        <w:rPr>
-          <w:noProof/>
-        </w:rPr>
-        <w:t>5</w:t>
-      </w:r>
-      <w:r>
-        <w:fldChar w:fldCharType="end"/>
-      </w:r>
+      <w:fldSimple w:instr=" SEQ Bảng \* ARABIC ">
+        <w:r>
+          <w:rPr>
+            <w:noProof/>
+          </w:rPr>
+          <w:t>5</w:t>
+        </w:r>
+      </w:fldSimple>
       <w:r>
         <w:t xml:space="preserve"> </w:t>
       </w:r>
       <w:r>
         <w:t>Mô tả bảng Albums</w:t>
       </w:r>
-      <w:bookmarkEnd w:id="39"/>
+      <w:bookmarkEnd w:id="40"/>
     </w:p>
     <w:p>
       <w:pPr>
@@ -14801,35 +14749,25 @@
         <w:pStyle w:val="Caption"/>
         <w:jc w:val="center"/>
       </w:pPr>
-      <w:bookmarkStart w:id="40" w:name="_Toc232855063"/>
+      <w:bookmarkStart w:id="41" w:name="_Toc232855063"/>
       <w:r>
         <w:t xml:space="preserve">Bảng </w:t>
       </w:r>
-      <w:r>
-        <w:fldChar w:fldCharType="begin"/>
-      </w:r>
-      <w:r>
-        <w:instrText xml:space="preserve"> SEQ Bảng \* ARABIC </w:instrText>
-      </w:r>
-      <w:r>
-        <w:fldChar w:fldCharType="separate"/>
-      </w:r>
-      <w:r>
-        <w:rPr>
-          <w:noProof/>
-        </w:rPr>
-        <w:t>6</w:t>
-      </w:r>
-      <w:r>
-        <w:fldChar w:fldCharType="end"/>
-      </w:r>
+      <w:fldSimple w:instr=" SEQ Bảng \* ARABIC ">
+        <w:r>
+          <w:rPr>
+            <w:noProof/>
+          </w:rPr>
+          <w:t>6</w:t>
+        </w:r>
+      </w:fldSimple>
       <w:r>
         <w:t xml:space="preserve"> </w:t>
       </w:r>
       <w:r>
         <w:t>Mô tả bảng Playlists</w:t>
       </w:r>
-      <w:bookmarkEnd w:id="40"/>
+      <w:bookmarkEnd w:id="41"/>
     </w:p>
     <w:p>
       <w:pPr>
@@ -15513,35 +15451,25 @@
         <w:pStyle w:val="Caption"/>
         <w:jc w:val="center"/>
       </w:pPr>
-      <w:bookmarkStart w:id="41" w:name="_Toc232855064"/>
+      <w:bookmarkStart w:id="42" w:name="_Toc232855064"/>
       <w:r>
         <w:t xml:space="preserve">Bảng </w:t>
       </w:r>
-      <w:r>
-        <w:fldChar w:fldCharType="begin"/>
-      </w:r>
-      <w:r>
-        <w:instrText xml:space="preserve"> SEQ Bảng \* ARABIC </w:instrText>
-      </w:r>
-      <w:r>
-        <w:fldChar w:fldCharType="separate"/>
-      </w:r>
-      <w:r>
-        <w:rPr>
-          <w:noProof/>
-        </w:rPr>
-        <w:t>7</w:t>
-      </w:r>
-      <w:r>
-        <w:fldChar w:fldCharType="end"/>
-      </w:r>
+      <w:fldSimple w:instr=" SEQ Bảng \* ARABIC ">
+        <w:r>
+          <w:rPr>
+            <w:noProof/>
+          </w:rPr>
+          <w:t>7</w:t>
+        </w:r>
+      </w:fldSimple>
       <w:r>
         <w:t xml:space="preserve"> </w:t>
       </w:r>
       <w:r>
         <w:t>Mô tả bảng PlaylistSongs</w:t>
       </w:r>
-      <w:bookmarkEnd w:id="41"/>
+      <w:bookmarkEnd w:id="42"/>
     </w:p>
     <w:p>
       <w:pPr>
@@ -16115,35 +16043,25 @@
         <w:pStyle w:val="Caption"/>
         <w:jc w:val="center"/>
       </w:pPr>
-      <w:bookmarkStart w:id="42" w:name="_Toc232855065"/>
+      <w:bookmarkStart w:id="43" w:name="_Toc232855065"/>
       <w:r>
         <w:t xml:space="preserve">Bảng </w:t>
       </w:r>
-      <w:r>
-        <w:fldChar w:fldCharType="begin"/>
-      </w:r>
-      <w:r>
-        <w:instrText xml:space="preserve"> SEQ Bảng \* ARABIC </w:instrText>
-      </w:r>
-      <w:r>
-        <w:fldChar w:fldCharType="separate"/>
-      </w:r>
-      <w:r>
-        <w:rPr>
-          <w:noProof/>
-        </w:rPr>
-        <w:t>8</w:t>
-      </w:r>
-      <w:r>
-        <w:fldChar w:fldCharType="end"/>
-      </w:r>
+      <w:fldSimple w:instr=" SEQ Bảng \* ARABIC ">
+        <w:r>
+          <w:rPr>
+            <w:noProof/>
+          </w:rPr>
+          <w:t>8</w:t>
+        </w:r>
+      </w:fldSimple>
       <w:r>
         <w:t xml:space="preserve"> </w:t>
       </w:r>
       <w:r>
         <w:t>Mô tả bảng FavoriteSongs</w:t>
       </w:r>
-      <w:bookmarkEnd w:id="42"/>
+      <w:bookmarkEnd w:id="43"/>
     </w:p>
     <w:p>
       <w:pPr>
@@ -16827,35 +16745,25 @@
         <w:pStyle w:val="Caption"/>
         <w:jc w:val="center"/>
       </w:pPr>
-      <w:bookmarkStart w:id="43" w:name="_Toc232855066"/>
+      <w:bookmarkStart w:id="44" w:name="_Toc232855066"/>
       <w:r>
         <w:t xml:space="preserve">Bảng </w:t>
       </w:r>
-      <w:r>
-        <w:fldChar w:fldCharType="begin"/>
-      </w:r>
-      <w:r>
-        <w:instrText xml:space="preserve"> SEQ Bảng \* ARABIC </w:instrText>
-      </w:r>
-      <w:r>
-        <w:fldChar w:fldCharType="separate"/>
-      </w:r>
-      <w:r>
-        <w:rPr>
-          <w:noProof/>
-        </w:rPr>
-        <w:t>9</w:t>
-      </w:r>
-      <w:r>
-        <w:fldChar w:fldCharType="end"/>
-      </w:r>
+      <w:fldSimple w:instr=" SEQ Bảng \* ARABIC ">
+        <w:r>
+          <w:rPr>
+            <w:noProof/>
+          </w:rPr>
+          <w:t>9</w:t>
+        </w:r>
+      </w:fldSimple>
       <w:r>
         <w:t xml:space="preserve"> </w:t>
       </w:r>
       <w:r>
         <w:t>Mô tả bảng PlayHistories</w:t>
       </w:r>
-      <w:bookmarkEnd w:id="43"/>
+      <w:bookmarkEnd w:id="44"/>
     </w:p>
     <w:p>
       <w:pPr>
@@ -16881,12 +16789,12 @@
       <w:pPr>
         <w:pStyle w:val="Heading2"/>
       </w:pPr>
-      <w:bookmarkStart w:id="44" w:name="_Toc232852339"/>
+      <w:bookmarkStart w:id="45" w:name="_Toc232852339"/>
       <w:r>
         <w:lastRenderedPageBreak/>
         <w:t>3.4. Sơ đồ Use Case</w:t>
       </w:r>
-      <w:bookmarkEnd w:id="44"/>
+      <w:bookmarkEnd w:id="45"/>
     </w:p>
     <w:p>
       <w:pPr>
@@ -16943,32 +16851,22 @@
         <w:pStyle w:val="Caption"/>
         <w:jc w:val="center"/>
       </w:pPr>
-      <w:bookmarkStart w:id="45" w:name="_Toc232855088"/>
+      <w:bookmarkStart w:id="46" w:name="_Toc232855088"/>
       <w:r>
         <w:t xml:space="preserve">Hình </w:t>
       </w:r>
-      <w:r>
-        <w:fldChar w:fldCharType="begin"/>
-      </w:r>
-      <w:r>
-        <w:instrText xml:space="preserve"> SEQ Hình \* ARABIC </w:instrText>
-      </w:r>
-      <w:r>
-        <w:fldChar w:fldCharType="separate"/>
-      </w:r>
-      <w:r>
-        <w:rPr>
-          <w:noProof/>
-        </w:rPr>
-        <w:t>2</w:t>
-      </w:r>
-      <w:r>
-        <w:fldChar w:fldCharType="end"/>
-      </w:r>
+      <w:fldSimple w:instr=" SEQ Hình \* ARABIC ">
+        <w:r>
+          <w:rPr>
+            <w:noProof/>
+          </w:rPr>
+          <w:t>2</w:t>
+        </w:r>
+      </w:fldSimple>
       <w:r>
         <w:t xml:space="preserve"> Sơ đồ Use Case</w:t>
       </w:r>
-      <w:bookmarkEnd w:id="45"/>
+      <w:bookmarkEnd w:id="46"/>
     </w:p>
     <w:p>
       <w:pPr>
@@ -17042,12 +16940,12 @@
       <w:pPr>
         <w:pStyle w:val="Heading2"/>
       </w:pPr>
-      <w:bookmarkStart w:id="46" w:name="_Toc232852340"/>
+      <w:bookmarkStart w:id="47" w:name="_Toc232852340"/>
       <w:r>
         <w:lastRenderedPageBreak/>
         <w:t>3.5. Kiến trúc hệ thống</w:t>
       </w:r>
-      <w:bookmarkEnd w:id="46"/>
+      <w:bookmarkEnd w:id="47"/>
     </w:p>
     <w:p>
       <w:pPr>
@@ -17104,32 +17002,22 @@
         <w:pStyle w:val="Caption"/>
         <w:jc w:val="center"/>
       </w:pPr>
-      <w:bookmarkStart w:id="47" w:name="_Toc232855089"/>
+      <w:bookmarkStart w:id="48" w:name="_Toc232855089"/>
       <w:r>
         <w:t xml:space="preserve">Hình </w:t>
       </w:r>
-      <w:r>
-        <w:fldChar w:fldCharType="begin"/>
-      </w:r>
-      <w:r>
-        <w:instrText xml:space="preserve"> SEQ Hình \* ARABIC </w:instrText>
-      </w:r>
-      <w:r>
-        <w:fldChar w:fldCharType="separate"/>
-      </w:r>
-      <w:r>
-        <w:rPr>
-          <w:noProof/>
-        </w:rPr>
-        <w:t>3</w:t>
-      </w:r>
-      <w:r>
-        <w:fldChar w:fldCharType="end"/>
-      </w:r>
+      <w:fldSimple w:instr=" SEQ Hình \* ARABIC ">
+        <w:r>
+          <w:rPr>
+            <w:noProof/>
+          </w:rPr>
+          <w:t>3</w:t>
+        </w:r>
+      </w:fldSimple>
       <w:r>
         <w:t xml:space="preserve"> Kiến trúc hệ thống</w:t>
       </w:r>
-      <w:bookmarkEnd w:id="47"/>
+      <w:bookmarkEnd w:id="48"/>
     </w:p>
     <w:p>
       <w:pPr>
@@ -17379,11 +17267,11 @@
       <w:pPr>
         <w:pStyle w:val="Heading2"/>
       </w:pPr>
-      <w:bookmarkStart w:id="48" w:name="_Toc232852341"/>
+      <w:bookmarkStart w:id="49" w:name="_Toc232852341"/>
       <w:r>
         <w:t>3.6. Thiết kế API</w:t>
       </w:r>
-      <w:bookmarkEnd w:id="48"/>
+      <w:bookmarkEnd w:id="49"/>
     </w:p>
     <w:p>
       <w:pPr>
@@ -20052,35 +19940,25 @@
         <w:pStyle w:val="Caption"/>
         <w:jc w:val="center"/>
       </w:pPr>
-      <w:bookmarkStart w:id="49" w:name="_Toc232855067"/>
+      <w:bookmarkStart w:id="50" w:name="_Toc232855067"/>
       <w:r>
         <w:t xml:space="preserve">Bảng </w:t>
       </w:r>
-      <w:r>
-        <w:fldChar w:fldCharType="begin"/>
-      </w:r>
-      <w:r>
-        <w:instrText xml:space="preserve"> SEQ Bảng \* ARABIC </w:instrText>
-      </w:r>
-      <w:r>
-        <w:fldChar w:fldCharType="separate"/>
-      </w:r>
-      <w:r>
-        <w:rPr>
-          <w:noProof/>
-        </w:rPr>
-        <w:t>10</w:t>
-      </w:r>
-      <w:r>
-        <w:fldChar w:fldCharType="end"/>
-      </w:r>
+      <w:fldSimple w:instr=" SEQ Bảng \* ARABIC ">
+        <w:r>
+          <w:rPr>
+            <w:noProof/>
+          </w:rPr>
+          <w:t>10</w:t>
+        </w:r>
+      </w:fldSimple>
       <w:r>
         <w:t xml:space="preserve"> </w:t>
       </w:r>
       <w:r>
         <w:t>Danh sách API Endpoints chính</w:t>
       </w:r>
-      <w:bookmarkEnd w:id="49"/>
+      <w:bookmarkEnd w:id="50"/>
     </w:p>
     <w:p>
       <w:pPr>
@@ -20638,57 +20516,47 @@
         <w:pStyle w:val="Caption"/>
         <w:jc w:val="center"/>
       </w:pPr>
-      <w:bookmarkStart w:id="50" w:name="_Toc232855068"/>
+      <w:bookmarkStart w:id="51" w:name="_Toc232855068"/>
       <w:r>
         <w:t xml:space="preserve">Bảng </w:t>
       </w:r>
-      <w:r>
-        <w:fldChar w:fldCharType="begin"/>
-      </w:r>
-      <w:r>
-        <w:instrText xml:space="preserve"> SEQ Bảng \* ARABIC </w:instrText>
-      </w:r>
-      <w:r>
-        <w:fldChar w:fldCharType="separate"/>
-      </w:r>
-      <w:r>
-        <w:rPr>
-          <w:noProof/>
-        </w:rPr>
-        <w:t>11</w:t>
-      </w:r>
-      <w:r>
-        <w:fldChar w:fldCharType="end"/>
-      </w:r>
+      <w:fldSimple w:instr=" SEQ Bảng \* ARABIC ">
+        <w:r>
+          <w:rPr>
+            <w:noProof/>
+          </w:rPr>
+          <w:t>11</w:t>
+        </w:r>
+      </w:fldSimple>
       <w:r>
         <w:t xml:space="preserve"> </w:t>
       </w:r>
       <w:r>
         <w:t>Tài khoản mẫu được seed sẵn</w:t>
       </w:r>
-      <w:bookmarkEnd w:id="50"/>
+      <w:bookmarkEnd w:id="51"/>
     </w:p>
     <w:p>
       <w:pPr>
         <w:pStyle w:val="Heading1"/>
         <w:pageBreakBefore/>
       </w:pPr>
-      <w:bookmarkStart w:id="51" w:name="_Toc232852342"/>
+      <w:bookmarkStart w:id="52" w:name="_Toc232852342"/>
       <w:r>
         <w:lastRenderedPageBreak/>
         <w:t>CHƯƠNG 4: KẾT QUẢ NGHIÊN CỨU</w:t>
       </w:r>
-      <w:bookmarkEnd w:id="51"/>
+      <w:bookmarkEnd w:id="52"/>
     </w:p>
     <w:p>
       <w:pPr>
         <w:pStyle w:val="Heading2"/>
       </w:pPr>
-      <w:bookmarkStart w:id="52" w:name="_Toc232852343"/>
+      <w:bookmarkStart w:id="53" w:name="_Toc232852343"/>
       <w:r>
         <w:t>4.1. Môi trường chạy ứng dụng</w:t>
       </w:r>
-      <w:bookmarkEnd w:id="52"/>
+      <w:bookmarkEnd w:id="53"/>
     </w:p>
     <w:p>
       <w:pPr>
@@ -20773,11 +20641,11 @@
       <w:pPr>
         <w:pStyle w:val="Heading2"/>
       </w:pPr>
-      <w:bookmarkStart w:id="53" w:name="_Toc232852344"/>
+      <w:bookmarkStart w:id="54" w:name="_Toc232852344"/>
       <w:r>
         <w:t>4.2. Giao diện trang chủ</w:t>
       </w:r>
-      <w:bookmarkEnd w:id="53"/>
+      <w:bookmarkEnd w:id="54"/>
     </w:p>
     <w:p>
       <w:pPr>
@@ -20834,35 +20702,25 @@
         <w:pStyle w:val="Caption"/>
         <w:jc w:val="center"/>
       </w:pPr>
-      <w:bookmarkStart w:id="54" w:name="_Toc232855090"/>
+      <w:bookmarkStart w:id="55" w:name="_Toc232855090"/>
       <w:r>
         <w:t xml:space="preserve">Hình </w:t>
       </w:r>
-      <w:r>
-        <w:fldChar w:fldCharType="begin"/>
-      </w:r>
-      <w:r>
-        <w:instrText xml:space="preserve"> SEQ Hình \* ARABIC </w:instrText>
-      </w:r>
-      <w:r>
-        <w:fldChar w:fldCharType="separate"/>
-      </w:r>
-      <w:r>
-        <w:rPr>
-          <w:noProof/>
-        </w:rPr>
-        <w:t>4</w:t>
-      </w:r>
-      <w:r>
-        <w:fldChar w:fldCharType="end"/>
-      </w:r>
+      <w:fldSimple w:instr=" SEQ Hình \* ARABIC ">
+        <w:r>
+          <w:rPr>
+            <w:noProof/>
+          </w:rPr>
+          <w:t>4</w:t>
+        </w:r>
+      </w:fldSimple>
       <w:r>
         <w:t xml:space="preserve"> </w:t>
       </w:r>
       <w:r>
         <w:t>Giao diện trang chủ</w:t>
       </w:r>
-      <w:bookmarkEnd w:id="54"/>
+      <w:bookmarkEnd w:id="55"/>
     </w:p>
     <w:p>
       <w:pPr>
@@ -20877,11 +20735,11 @@
       <w:pPr>
         <w:pStyle w:val="Heading2"/>
       </w:pPr>
-      <w:bookmarkStart w:id="55" w:name="_Toc232852345"/>
+      <w:bookmarkStart w:id="56" w:name="_Toc232852345"/>
       <w:r>
         <w:t>4.3. Giao diện Đăng nhập / Đăng ký</w:t>
       </w:r>
-      <w:bookmarkEnd w:id="55"/>
+      <w:bookmarkEnd w:id="56"/>
     </w:p>
     <w:p>
       <w:pPr>
@@ -20939,35 +20797,25 @@
         <w:pStyle w:val="Caption"/>
         <w:jc w:val="center"/>
       </w:pPr>
-      <w:bookmarkStart w:id="56" w:name="_Toc232855091"/>
+      <w:bookmarkStart w:id="57" w:name="_Toc232855091"/>
       <w:r>
         <w:t xml:space="preserve">Hình </w:t>
       </w:r>
-      <w:r>
-        <w:fldChar w:fldCharType="begin"/>
-      </w:r>
-      <w:r>
-        <w:instrText xml:space="preserve"> SEQ Hình \* ARABIC </w:instrText>
-      </w:r>
-      <w:r>
-        <w:fldChar w:fldCharType="separate"/>
-      </w:r>
-      <w:r>
-        <w:rPr>
-          <w:noProof/>
-        </w:rPr>
-        <w:t>5</w:t>
-      </w:r>
-      <w:r>
-        <w:fldChar w:fldCharType="end"/>
-      </w:r>
+      <w:fldSimple w:instr=" SEQ Hình \* ARABIC ">
+        <w:r>
+          <w:rPr>
+            <w:noProof/>
+          </w:rPr>
+          <w:t>5</w:t>
+        </w:r>
+      </w:fldSimple>
       <w:r>
         <w:t xml:space="preserve"> </w:t>
       </w:r>
       <w:r>
         <w:t>Giao diện trang đăng nhập</w:t>
       </w:r>
-      <w:bookmarkEnd w:id="56"/>
+      <w:bookmarkEnd w:id="57"/>
     </w:p>
     <w:p>
       <w:pPr>
@@ -20982,11 +20830,11 @@
       <w:pPr>
         <w:pStyle w:val="Heading2"/>
       </w:pPr>
-      <w:bookmarkStart w:id="57" w:name="_Toc232852346"/>
+      <w:bookmarkStart w:id="58" w:name="_Toc232852346"/>
       <w:r>
         <w:t>4.4. Giao diện Khám phá nhạc</w:t>
       </w:r>
-      <w:bookmarkEnd w:id="57"/>
+      <w:bookmarkEnd w:id="58"/>
     </w:p>
     <w:p>
       <w:pPr>
@@ -21043,35 +20891,25 @@
         <w:pStyle w:val="Caption"/>
         <w:jc w:val="center"/>
       </w:pPr>
-      <w:bookmarkStart w:id="58" w:name="_Toc232855092"/>
+      <w:bookmarkStart w:id="59" w:name="_Toc232855092"/>
       <w:r>
         <w:t xml:space="preserve">Hình </w:t>
       </w:r>
-      <w:r>
-        <w:fldChar w:fldCharType="begin"/>
-      </w:r>
-      <w:r>
-        <w:instrText xml:space="preserve"> SEQ Hình \* ARABIC </w:instrText>
-      </w:r>
-      <w:r>
-        <w:fldChar w:fldCharType="separate"/>
-      </w:r>
-      <w:r>
-        <w:rPr>
-          <w:noProof/>
-        </w:rPr>
-        <w:t>6</w:t>
-      </w:r>
-      <w:r>
-        <w:fldChar w:fldCharType="end"/>
-      </w:r>
+      <w:fldSimple w:instr=" SEQ Hình \* ARABIC ">
+        <w:r>
+          <w:rPr>
+            <w:noProof/>
+          </w:rPr>
+          <w:t>6</w:t>
+        </w:r>
+      </w:fldSimple>
       <w:r>
         <w:t xml:space="preserve"> </w:t>
       </w:r>
       <w:r>
         <w:t>Giao diện Khám phá nhạc</w:t>
       </w:r>
-      <w:bookmarkEnd w:id="58"/>
+      <w:bookmarkEnd w:id="59"/>
     </w:p>
     <w:p>
       <w:pPr>
@@ -21087,11 +20925,11 @@
       <w:pPr>
         <w:pStyle w:val="Heading2"/>
       </w:pPr>
-      <w:bookmarkStart w:id="59" w:name="_Toc232852347"/>
+      <w:bookmarkStart w:id="60" w:name="_Toc232852347"/>
       <w:r>
         <w:t>4.5. Trình phát nhạc (PlayerBar)</w:t>
       </w:r>
-      <w:bookmarkEnd w:id="59"/>
+      <w:bookmarkEnd w:id="60"/>
     </w:p>
     <w:p>
       <w:pPr>
@@ -21148,35 +20986,25 @@
         <w:pStyle w:val="Caption"/>
         <w:jc w:val="center"/>
       </w:pPr>
-      <w:bookmarkStart w:id="60" w:name="_Toc232855093"/>
+      <w:bookmarkStart w:id="61" w:name="_Toc232855093"/>
       <w:r>
         <w:t xml:space="preserve">Hình </w:t>
       </w:r>
-      <w:r>
-        <w:fldChar w:fldCharType="begin"/>
-      </w:r>
-      <w:r>
-        <w:instrText xml:space="preserve"> SEQ Hình \* ARABIC </w:instrText>
-      </w:r>
-      <w:r>
-        <w:fldChar w:fldCharType="separate"/>
-      </w:r>
-      <w:r>
-        <w:rPr>
-          <w:noProof/>
-        </w:rPr>
-        <w:t>7</w:t>
-      </w:r>
-      <w:r>
-        <w:fldChar w:fldCharType="end"/>
-      </w:r>
+      <w:fldSimple w:instr=" SEQ Hình \* ARABIC ">
+        <w:r>
+          <w:rPr>
+            <w:noProof/>
+          </w:rPr>
+          <w:t>7</w:t>
+        </w:r>
+      </w:fldSimple>
       <w:r>
         <w:t xml:space="preserve"> </w:t>
       </w:r>
       <w:r>
         <w:t>Trình phát nhạc (PlayerBar)</w:t>
       </w:r>
-      <w:bookmarkEnd w:id="60"/>
+      <w:bookmarkEnd w:id="61"/>
     </w:p>
     <w:p>
       <w:pPr>
@@ -21266,12 +21094,12 @@
       <w:pPr>
         <w:pStyle w:val="Heading2"/>
       </w:pPr>
-      <w:bookmarkStart w:id="61" w:name="_Toc232852348"/>
+      <w:bookmarkStart w:id="62" w:name="_Toc232852348"/>
       <w:r>
         <w:lastRenderedPageBreak/>
         <w:t>4.6. Giao diện Upload bài hát</w:t>
       </w:r>
-      <w:bookmarkEnd w:id="61"/>
+      <w:bookmarkEnd w:id="62"/>
     </w:p>
     <w:p>
       <w:pPr>
@@ -21328,35 +21156,25 @@
         <w:pStyle w:val="Caption"/>
         <w:jc w:val="center"/>
       </w:pPr>
-      <w:bookmarkStart w:id="62" w:name="_Toc232855094"/>
+      <w:bookmarkStart w:id="63" w:name="_Toc232855094"/>
       <w:r>
         <w:t xml:space="preserve">Hình </w:t>
       </w:r>
-      <w:r>
-        <w:fldChar w:fldCharType="begin"/>
-      </w:r>
-      <w:r>
-        <w:instrText xml:space="preserve"> SEQ Hình \* ARABIC </w:instrText>
-      </w:r>
-      <w:r>
-        <w:fldChar w:fldCharType="separate"/>
-      </w:r>
-      <w:r>
-        <w:rPr>
-          <w:noProof/>
-        </w:rPr>
-        <w:t>8</w:t>
-      </w:r>
-      <w:r>
-        <w:fldChar w:fldCharType="end"/>
-      </w:r>
+      <w:fldSimple w:instr=" SEQ Hình \* ARABIC ">
+        <w:r>
+          <w:rPr>
+            <w:noProof/>
+          </w:rPr>
+          <w:t>8</w:t>
+        </w:r>
+      </w:fldSimple>
       <w:r>
         <w:t xml:space="preserve"> </w:t>
       </w:r>
       <w:r>
         <w:t>Giao diện upload bài hát</w:t>
       </w:r>
-      <w:bookmarkEnd w:id="62"/>
+      <w:bookmarkEnd w:id="63"/>
     </w:p>
     <w:p>
       <w:pPr>
@@ -21414,12 +21232,12 @@
       <w:pPr>
         <w:pStyle w:val="Heading2"/>
       </w:pPr>
-      <w:bookmarkStart w:id="63" w:name="_Toc232852349"/>
+      <w:bookmarkStart w:id="64" w:name="_Toc232852349"/>
       <w:r>
         <w:lastRenderedPageBreak/>
         <w:t>4.7. Admin Dashboard</w:t>
       </w:r>
-      <w:bookmarkEnd w:id="63"/>
+      <w:bookmarkEnd w:id="64"/>
     </w:p>
     <w:p>
       <w:pPr>
@@ -21476,35 +21294,25 @@
         <w:pStyle w:val="Caption"/>
         <w:jc w:val="center"/>
       </w:pPr>
-      <w:bookmarkStart w:id="64" w:name="_Toc232855095"/>
+      <w:bookmarkStart w:id="65" w:name="_Toc232855095"/>
       <w:r>
         <w:t xml:space="preserve">Hình </w:t>
       </w:r>
-      <w:r>
-        <w:fldChar w:fldCharType="begin"/>
-      </w:r>
-      <w:r>
-        <w:instrText xml:space="preserve"> SEQ Hình \* ARABIC </w:instrText>
-      </w:r>
-      <w:r>
-        <w:fldChar w:fldCharType="separate"/>
-      </w:r>
-      <w:r>
-        <w:rPr>
-          <w:noProof/>
-        </w:rPr>
-        <w:t>9</w:t>
-      </w:r>
-      <w:r>
-        <w:fldChar w:fldCharType="end"/>
-      </w:r>
+      <w:fldSimple w:instr=" SEQ Hình \* ARABIC ">
+        <w:r>
+          <w:rPr>
+            <w:noProof/>
+          </w:rPr>
+          <w:t>9</w:t>
+        </w:r>
+      </w:fldSimple>
       <w:r>
         <w:t xml:space="preserve"> </w:t>
       </w:r>
       <w:r>
         <w:t>Admin Dashboard</w:t>
       </w:r>
-      <w:bookmarkEnd w:id="64"/>
+      <w:bookmarkEnd w:id="65"/>
     </w:p>
     <w:p>
       <w:pPr>
@@ -21530,12 +21338,12 @@
       <w:pPr>
         <w:pStyle w:val="Heading2"/>
       </w:pPr>
-      <w:bookmarkStart w:id="65" w:name="_Toc232852350"/>
+      <w:bookmarkStart w:id="66" w:name="_Toc232852350"/>
       <w:r>
         <w:lastRenderedPageBreak/>
         <w:t>4.8. Quản lý bài hát chờ duyệt</w:t>
       </w:r>
-      <w:bookmarkEnd w:id="65"/>
+      <w:bookmarkEnd w:id="66"/>
     </w:p>
     <w:p>
       <w:pPr>
@@ -21592,35 +21400,25 @@
         <w:pStyle w:val="Caption"/>
         <w:jc w:val="center"/>
       </w:pPr>
-      <w:bookmarkStart w:id="66" w:name="_Toc232855096"/>
+      <w:bookmarkStart w:id="67" w:name="_Toc232855096"/>
       <w:r>
         <w:t xml:space="preserve">Hình </w:t>
       </w:r>
-      <w:r>
-        <w:fldChar w:fldCharType="begin"/>
-      </w:r>
-      <w:r>
-        <w:instrText xml:space="preserve"> SEQ Hình \* ARABIC </w:instrText>
-      </w:r>
-      <w:r>
-        <w:fldChar w:fldCharType="separate"/>
-      </w:r>
-      <w:r>
-        <w:rPr>
-          <w:noProof/>
-        </w:rPr>
-        <w:t>10</w:t>
-      </w:r>
-      <w:r>
-        <w:fldChar w:fldCharType="end"/>
-      </w:r>
+      <w:fldSimple w:instr=" SEQ Hình \* ARABIC ">
+        <w:r>
+          <w:rPr>
+            <w:noProof/>
+          </w:rPr>
+          <w:t>10</w:t>
+        </w:r>
+      </w:fldSimple>
       <w:r>
         <w:t xml:space="preserve"> </w:t>
       </w:r>
       <w:r>
         <w:t>Quản lý bài hát chờ duyệt</w:t>
       </w:r>
-      <w:bookmarkEnd w:id="66"/>
+      <w:bookmarkEnd w:id="67"/>
     </w:p>
     <w:p>
       <w:pPr>
@@ -21694,12 +21492,12 @@
       <w:pPr>
         <w:pStyle w:val="Heading2"/>
       </w:pPr>
-      <w:bookmarkStart w:id="67" w:name="_Toc232852351"/>
+      <w:bookmarkStart w:id="68" w:name="_Toc232852351"/>
       <w:r>
         <w:lastRenderedPageBreak/>
         <w:t>4.9. Swagger API Documentation</w:t>
       </w:r>
-      <w:bookmarkEnd w:id="67"/>
+      <w:bookmarkEnd w:id="68"/>
     </w:p>
     <w:p>
       <w:pPr>
@@ -21756,35 +21554,25 @@
         <w:pStyle w:val="Caption"/>
         <w:jc w:val="center"/>
       </w:pPr>
-      <w:bookmarkStart w:id="68" w:name="_Toc232855097"/>
+      <w:bookmarkStart w:id="69" w:name="_Toc232855097"/>
       <w:r>
         <w:t xml:space="preserve">Hình </w:t>
       </w:r>
-      <w:r>
-        <w:fldChar w:fldCharType="begin"/>
-      </w:r>
-      <w:r>
-        <w:instrText xml:space="preserve"> SEQ Hình \* ARABIC </w:instrText>
-      </w:r>
-      <w:r>
-        <w:fldChar w:fldCharType="separate"/>
-      </w:r>
-      <w:r>
-        <w:rPr>
-          <w:noProof/>
-        </w:rPr>
-        <w:t>11</w:t>
-      </w:r>
-      <w:r>
-        <w:fldChar w:fldCharType="end"/>
-      </w:r>
+      <w:fldSimple w:instr=" SEQ Hình \* ARABIC ">
+        <w:r>
+          <w:rPr>
+            <w:noProof/>
+          </w:rPr>
+          <w:t>11</w:t>
+        </w:r>
+      </w:fldSimple>
       <w:r>
         <w:t xml:space="preserve"> </w:t>
       </w:r>
       <w:r>
         <w:t>Swagger API Documentation</w:t>
       </w:r>
-      <w:bookmarkEnd w:id="68"/>
+      <w:bookmarkEnd w:id="69"/>
     </w:p>
     <w:p>
       <w:pPr>
@@ -21799,11 +21587,11 @@
       <w:pPr>
         <w:pStyle w:val="Heading2"/>
       </w:pPr>
-      <w:bookmarkStart w:id="69" w:name="_Toc232852352"/>
+      <w:bookmarkStart w:id="70" w:name="_Toc232852352"/>
       <w:r>
         <w:t>4.10. Đánh giá kết quả</w:t>
       </w:r>
-      <w:bookmarkEnd w:id="69"/>
+      <w:bookmarkEnd w:id="70"/>
     </w:p>
     <w:p>
       <w:pPr>
@@ -22431,57 +22219,47 @@
         <w:pStyle w:val="Caption"/>
         <w:jc w:val="center"/>
       </w:pPr>
-      <w:bookmarkStart w:id="70" w:name="_Toc232855069"/>
+      <w:bookmarkStart w:id="71" w:name="_Toc232855069"/>
       <w:r>
         <w:t xml:space="preserve">Bảng </w:t>
       </w:r>
-      <w:r>
-        <w:fldChar w:fldCharType="begin"/>
-      </w:r>
-      <w:r>
-        <w:instrText xml:space="preserve"> SEQ Bảng \* ARABIC </w:instrText>
-      </w:r>
-      <w:r>
-        <w:fldChar w:fldCharType="separate"/>
-      </w:r>
-      <w:r>
-        <w:rPr>
-          <w:noProof/>
-        </w:rPr>
-        <w:t>12</w:t>
-      </w:r>
-      <w:r>
-        <w:fldChar w:fldCharType="end"/>
-      </w:r>
+      <w:fldSimple w:instr=" SEQ Bảng \* ARABIC ">
+        <w:r>
+          <w:rPr>
+            <w:noProof/>
+          </w:rPr>
+          <w:t>12</w:t>
+        </w:r>
+      </w:fldSimple>
       <w:r>
         <w:t xml:space="preserve"> </w:t>
       </w:r>
       <w:r>
         <w:t>Đánh giá kết quả</w:t>
       </w:r>
-      <w:bookmarkEnd w:id="70"/>
+      <w:bookmarkEnd w:id="71"/>
     </w:p>
     <w:p>
       <w:pPr>
         <w:pStyle w:val="Heading1"/>
         <w:pageBreakBefore/>
       </w:pPr>
-      <w:bookmarkStart w:id="71" w:name="_Toc232852353"/>
+      <w:bookmarkStart w:id="72" w:name="_Toc232852353"/>
       <w:r>
         <w:lastRenderedPageBreak/>
         <w:t>CHƯƠNG 5: KẾT LUẬN VÀ HƯỚNG PHÁT TRIỂN</w:t>
       </w:r>
-      <w:bookmarkEnd w:id="71"/>
+      <w:bookmarkEnd w:id="72"/>
     </w:p>
     <w:p>
       <w:pPr>
         <w:pStyle w:val="Heading2"/>
       </w:pPr>
-      <w:bookmarkStart w:id="72" w:name="_Toc232852354"/>
+      <w:bookmarkStart w:id="73" w:name="_Toc232852354"/>
       <w:r>
         <w:t>5.1. Kết luận</w:t>
       </w:r>
-      <w:bookmarkEnd w:id="72"/>
+      <w:bookmarkEnd w:id="73"/>
     </w:p>
     <w:p>
       <w:pPr>
@@ -22523,11 +22301,11 @@
       <w:pPr>
         <w:pStyle w:val="Heading2"/>
       </w:pPr>
-      <w:bookmarkStart w:id="73" w:name="_Toc232852355"/>
+      <w:bookmarkStart w:id="74" w:name="_Toc232852355"/>
       <w:r>
         <w:t>5.2. Hướng phát triển</w:t>
       </w:r>
-      <w:bookmarkEnd w:id="73"/>
+      <w:bookmarkEnd w:id="74"/>
     </w:p>
     <w:p>
       <w:pPr>
@@ -22656,12 +22434,12 @@
         <w:pStyle w:val="Heading1"/>
         <w:pageBreakBefore/>
       </w:pPr>
-      <w:bookmarkStart w:id="74" w:name="_Toc232852356"/>
+      <w:bookmarkStart w:id="75" w:name="_Toc232852356"/>
       <w:r>
         <w:lastRenderedPageBreak/>
         <w:t>DANH MỤC TÀI LIỆU THAM KHẢO</w:t>
       </w:r>
-      <w:bookmarkEnd w:id="74"/>
+      <w:bookmarkEnd w:id="75"/>
     </w:p>
     <w:p>
       <w:pPr>
@@ -22758,22 +22536,22 @@
         <w:pStyle w:val="Heading1"/>
         <w:pageBreakBefore/>
       </w:pPr>
-      <w:bookmarkStart w:id="75" w:name="_Toc232852357"/>
+      <w:bookmarkStart w:id="76" w:name="_Toc232852357"/>
       <w:r>
         <w:lastRenderedPageBreak/>
         <w:t>PHỤ LỤC</w:t>
       </w:r>
-      <w:bookmarkEnd w:id="75"/>
+      <w:bookmarkEnd w:id="76"/>
     </w:p>
     <w:p>
       <w:pPr>
         <w:pStyle w:val="Heading2"/>
       </w:pPr>
-      <w:bookmarkStart w:id="76" w:name="_Toc232852358"/>
+      <w:bookmarkStart w:id="77" w:name="_Toc232852358"/>
       <w:r>
         <w:t>Phụ lục A: Hướng dẫn cài đặt và chạy ứng dụng</w:t>
       </w:r>
-      <w:bookmarkEnd w:id="76"/>
+      <w:bookmarkEnd w:id="77"/>
     </w:p>
     <w:p>
       <w:pPr>
@@ -23039,7 +22817,7 @@
           <w:bCs/>
         </w:rPr>
       </w:pPr>
-      <w:bookmarkStart w:id="77" w:name="_Toc232852359"/>
+      <w:bookmarkStart w:id="78" w:name="_Toc232852359"/>
       <w:r>
         <w:br w:type="page"/>
       </w:r>
@@ -23052,7 +22830,7 @@
         <w:lastRenderedPageBreak/>
         <w:t>Phụ lục B: Cấu trúc thư mục dự án</w:t>
       </w:r>
-      <w:bookmarkEnd w:id="77"/>
+      <w:bookmarkEnd w:id="78"/>
     </w:p>
     <w:p>
       <w:pPr>
@@ -23494,7 +23272,7 @@
 </file>
 
 <file path=word/endnotes.xml><?xml version="1.0" encoding="utf-8"?>
-<w:endnotes xmlns:wpc="http://schemas.microsoft.com/office/word/2010/wordprocessingCanvas" xmlns:cx="http://schemas.microsoft.com/office/drawing/2014/chartex" xmlns:cx1="http://schemas.microsoft.com/office/drawing/2015/9/8/chartex" xmlns:cx2="http://schemas.microsoft.com/office/drawing/2015/10/21/chartex" xmlns:cx3="http://schemas.microsoft.com/office/drawing/2016/5/9/chartex" xmlns:cx4="http://schemas.microsoft.com/office/drawing/2016/5/10/chartex" xmlns:cx5="http://schemas.microsoft.com/office/drawing/2016/5/11/chartex" xmlns:cx6="http://schemas.microsoft.com/office/drawing/2016/5/12/chartex" xmlns:cx7="http://schemas.microsoft.com/office/drawing/2016/5/13/chartex" xmlns:cx8="http://schemas.microsoft.com/office/drawing/2016/5/14/chartex" xmlns:mc="http://schemas.openxmlformats.org/markup-compatibility/2006" xmlns:aink="http://schemas.microsoft.com/office/drawing/2016/ink" xmlns:am3d="http://schemas.microsoft.com/office/drawing/2017/model3d" xmlns:o="urn:schemas-microsoft-com:office:office" xmlns:oel="http://schemas.microsoft.com/office/2019/extlst" xmlns:r="http://schemas.openxmlformats.org/officeDocument/2006/relationships" xmlns:m="http://schemas.openxmlformats.org/officeDocument/2006/math" xmlns:v="urn:schemas-microsoft-com:vml" xmlns:wp14="http://schemas.microsoft.com/office/word/2010/wordprocessingDrawing" xmlns:wp="http://schemas.openxmlformats.org/drawingml/2006/wordprocessingDrawing" xmlns:w10="urn:schemas-microsoft-com:office:word" xmlns:w="http://schemas.openxmlformats.org/wordprocessingml/2006/main" xmlns:w14="http://schemas.microsoft.com/office/word/2010/wordml" xmlns:w15="http://schemas.microsoft.com/office/word/2012/wordml" xmlns:w16cex="http://schemas.microsoft.com/office/word/2018/wordml/cex" xmlns:w16cid="http://schemas.microsoft.com/office/word/2016/wordml/cid" xmlns:w16="http://schemas.microsoft.com/office/word/2018/wordml" xmlns:w16du="http://schemas.microsoft.com/office/word/2023/wordml/word16du" xmlns:w16sdtdh="http://schemas.microsoft.com/office/word/2020/wordml/sdtdatahash" xmlns:w16sdtfl="http://schemas.microsoft.com/office/word/2024/wordml/sdtformatlock" xmlns:w16se="http://schemas.microsoft.com/office/word/2015/wordml/symex" xmlns:wpg="http://schemas.microsoft.com/office/word/2010/wordprocessingGroup" xmlns:wpi="http://schemas.microsoft.com/office/word/2010/wordprocessingInk" xmlns:wne="http://schemas.microsoft.com/office/word/2006/wordml" xmlns:wps="http://schemas.microsoft.com/office/word/2010/wordprocessingShape" mc:Ignorable="w14 w15 w16se w16cid w16 w16cex w16sdtdh w16sdtfl w16du wp14">
+<w:endnotes xmlns:wpc="http://schemas.microsoft.com/office/word/2010/wordprocessingCanvas" xmlns:cx="http://schemas.microsoft.com/office/drawing/2014/chartex" xmlns:mc="http://schemas.openxmlformats.org/markup-compatibility/2006" xmlns:o="urn:schemas-microsoft-com:office:office" xmlns:r="http://schemas.openxmlformats.org/officeDocument/2006/relationships" xmlns:m="http://schemas.openxmlformats.org/officeDocument/2006/math" xmlns:v="urn:schemas-microsoft-com:vml" xmlns:wp14="http://schemas.microsoft.com/office/word/2010/wordprocessingDrawing" xmlns:wp="http://schemas.openxmlformats.org/drawingml/2006/wordprocessingDrawing" xmlns:w10="urn:schemas-microsoft-com:office:word" xmlns:w="http://schemas.openxmlformats.org/wordprocessingml/2006/main" xmlns:w14="http://schemas.microsoft.com/office/word/2010/wordml" xmlns:w15="http://schemas.microsoft.com/office/word/2012/wordml" xmlns:w16se="http://schemas.microsoft.com/office/word/2015/wordml/symex" xmlns:wpg="http://schemas.microsoft.com/office/word/2010/wordprocessingGroup" xmlns:wpi="http://schemas.microsoft.com/office/word/2010/wordprocessingInk" xmlns:wne="http://schemas.microsoft.com/office/word/2006/wordml" xmlns:wps="http://schemas.microsoft.com/office/word/2010/wordprocessingShape" mc:Ignorable="w14 w15 w16se wp14">
   <w:endnote w:type="separator" w:id="-1">
     <w:p>
       <w:r>
@@ -23513,7 +23291,7 @@
 </file>
 
 <file path=word/footer1.xml><?xml version="1.0" encoding="utf-8"?>
-<w:ftr xmlns:wpc="http://schemas.microsoft.com/office/word/2010/wordprocessingCanvas" xmlns:cx="http://schemas.microsoft.com/office/drawing/2014/chartex" xmlns:cx1="http://schemas.microsoft.com/office/drawing/2015/9/8/chartex" xmlns:cx2="http://schemas.microsoft.com/office/drawing/2015/10/21/chartex" xmlns:cx3="http://schemas.microsoft.com/office/drawing/2016/5/9/chartex" xmlns:cx4="http://schemas.microsoft.com/office/drawing/2016/5/10/chartex" xmlns:cx5="http://schemas.microsoft.com/office/drawing/2016/5/11/chartex" xmlns:cx6="http://schemas.microsoft.com/office/drawing/2016/5/12/chartex" xmlns:cx7="http://schemas.microsoft.com/office/drawing/2016/5/13/chartex" xmlns:cx8="http://schemas.microsoft.com/office/drawing/2016/5/14/chartex" xmlns:mc="http://schemas.openxmlformats.org/markup-compatibility/2006" xmlns:aink="http://schemas.microsoft.com/office/drawing/2016/ink" xmlns:am3d="http://schemas.microsoft.com/office/drawing/2017/model3d" xmlns:o="urn:schemas-microsoft-com:office:office" xmlns:oel="http://schemas.microsoft.com/office/2019/extlst" xmlns:r="http://schemas.openxmlformats.org/officeDocument/2006/relationships" xmlns:m="http://schemas.openxmlformats.org/officeDocument/2006/math" xmlns:v="urn:schemas-microsoft-com:vml" xmlns:wp14="http://schemas.microsoft.com/office/word/2010/wordprocessingDrawing" xmlns:wp="http://schemas.openxmlformats.org/drawingml/2006/wordprocessingDrawing" xmlns:w10="urn:schemas-microsoft-com:office:word" xmlns:w="http://schemas.openxmlformats.org/wordprocessingml/2006/main" xmlns:w14="http://schemas.microsoft.com/office/word/2010/wordml" xmlns:w15="http://schemas.microsoft.com/office/word/2012/wordml" xmlns:w16cex="http://schemas.microsoft.com/office/word/2018/wordml/cex" xmlns:w16cid="http://schemas.microsoft.com/office/word/2016/wordml/cid" xmlns:w16="http://schemas.microsoft.com/office/word/2018/wordml" xmlns:w16du="http://schemas.microsoft.com/office/word/2023/wordml/word16du" xmlns:w16sdtdh="http://schemas.microsoft.com/office/word/2020/wordml/sdtdatahash" xmlns:w16sdtfl="http://schemas.microsoft.com/office/word/2024/wordml/sdtformatlock" xmlns:w16se="http://schemas.microsoft.com/office/word/2015/wordml/symex" xmlns:wpg="http://schemas.microsoft.com/office/word/2010/wordprocessingGroup" xmlns:wpi="http://schemas.microsoft.com/office/word/2010/wordprocessingInk" xmlns:wne="http://schemas.microsoft.com/office/word/2006/wordml" xmlns:wps="http://schemas.microsoft.com/office/word/2010/wordprocessingShape" mc:Ignorable="w14 w15 w16se w16cid w16 w16cex w16sdtdh w16sdtfl w16du wp14">
+<w:ftr xmlns:wpc="http://schemas.microsoft.com/office/word/2010/wordprocessingCanvas" xmlns:cx="http://schemas.microsoft.com/office/drawing/2014/chartex" xmlns:mc="http://schemas.openxmlformats.org/markup-compatibility/2006" xmlns:o="urn:schemas-microsoft-com:office:office" xmlns:r="http://schemas.openxmlformats.org/officeDocument/2006/relationships" xmlns:m="http://schemas.openxmlformats.org/officeDocument/2006/math" xmlns:v="urn:schemas-microsoft-com:vml" xmlns:wp14="http://schemas.microsoft.com/office/word/2010/wordprocessingDrawing" xmlns:wp="http://schemas.openxmlformats.org/drawingml/2006/wordprocessingDrawing" xmlns:w10="urn:schemas-microsoft-com:office:word" xmlns:w="http://schemas.openxmlformats.org/wordprocessingml/2006/main" xmlns:w14="http://schemas.microsoft.com/office/word/2010/wordml" xmlns:w15="http://schemas.microsoft.com/office/word/2012/wordml" xmlns:w16se="http://schemas.microsoft.com/office/word/2015/wordml/symex" xmlns:wpg="http://schemas.microsoft.com/office/word/2010/wordprocessingGroup" xmlns:wpi="http://schemas.microsoft.com/office/word/2010/wordprocessingInk" xmlns:wne="http://schemas.microsoft.com/office/word/2006/wordml" xmlns:wps="http://schemas.microsoft.com/office/word/2010/wordprocessingShape" mc:Ignorable="w14 w15 w16se wp14">
   <w:p>
     <w:pPr>
       <w:pStyle w:val="Footer"/>
@@ -23584,7 +23362,7 @@
             </wp:anchor>
           </w:drawing>
         </mc:Choice>
-        <mc:Fallback>
+        <mc:Fallback xmlns:w16sdtfl="http://schemas.microsoft.com/office/word/2024/wordml/sdtformatlock" xmlns:w16sdtdh="http://schemas.microsoft.com/office/word/2020/wordml/sdtdatahash" xmlns:w16du="http://schemas.microsoft.com/office/word/2023/wordml/word16du" xmlns:w16="http://schemas.microsoft.com/office/word/2018/wordml" xmlns:w16cid="http://schemas.microsoft.com/office/word/2016/wordml/cid" xmlns:w16cex="http://schemas.microsoft.com/office/word/2018/wordml/cex" xmlns:oel="http://schemas.microsoft.com/office/2019/extlst" xmlns:am3d="http://schemas.microsoft.com/office/drawing/2017/model3d" xmlns:aink="http://schemas.microsoft.com/office/drawing/2016/ink" xmlns:cx8="http://schemas.microsoft.com/office/drawing/2016/5/14/chartex" xmlns:cx7="http://schemas.microsoft.com/office/drawing/2016/5/13/chartex" xmlns:cx6="http://schemas.microsoft.com/office/drawing/2016/5/12/chartex" xmlns:cx5="http://schemas.microsoft.com/office/drawing/2016/5/11/chartex" xmlns:cx4="http://schemas.microsoft.com/office/drawing/2016/5/10/chartex" xmlns:cx3="http://schemas.microsoft.com/office/drawing/2016/5/9/chartex" xmlns:cx2="http://schemas.microsoft.com/office/drawing/2015/10/21/chartex" xmlns:cx1="http://schemas.microsoft.com/office/drawing/2015/9/8/chartex">
           <w:pict>
             <v:line w14:anchorId="2A7C5FD4" id="Straight Connector 31" o:spid="_x0000_s1026" style="position:absolute;z-index:251667456;visibility:visible;mso-wrap-style:square;mso-wrap-distance-left:9pt;mso-wrap-distance-top:0;mso-wrap-distance-right:9pt;mso-wrap-distance-bottom:0;mso-position-horizontal:absolute;mso-position-horizontal-relative:text;mso-position-vertical:absolute;mso-position-vertical-relative:text" from="-5.3pt,-5.05pt" to="461.1pt,-5.05pt" o:gfxdata="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" strokecolor="black [3213]" strokeweight="5.5pt">
               <v:stroke linestyle="thickThin" joinstyle="miter"/>
@@ -23684,7 +23462,7 @@
               <v:stroke joinstyle="miter"/>
               <v:path gradientshapeok="t" o:connecttype="rect"/>
             </v:shapetype>
-            <v:shape id="Text Box 28" o:spid="_x0000_s1028" type="#_x0000_t202" style="position:absolute;margin-left:92.8pt;margin-top:0;width:2in;height:2in;z-index:251665408;visibility:visible;mso-wrap-style:none;mso-wrap-distance-left:9pt;mso-wrap-distance-top:0;mso-wrap-distance-right:9pt;mso-wrap-distance-bottom:0;mso-position-horizontal:right;mso-position-horizontal-relative:margin;mso-position-vertical:absolute;mso-position-vertical-relative:text;v-text-anchor:top" o:gfxdata="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" filled="f" stroked="f" strokeweight=".5pt">
+            <v:shape id="Text Box 28" o:spid="_x0000_s1028" type="#_x0000_t202" style="position:absolute;margin-left:92.8pt;margin-top:0;width:2in;height:2in;z-index:251665408;visibility:visible;mso-wrap-style:none;mso-wrap-distance-left:9pt;mso-wrap-distance-top:0;mso-wrap-distance-right:9pt;mso-wrap-distance-bottom:0;mso-position-horizontal:right;mso-position-horizontal-relative:margin;mso-position-vertical:absolute;mso-position-vertical-relative:text;v-text-anchor:top" o:gfxdata="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" filled="f" stroked="f" strokeweight=".5pt">
               <v:textbox style="mso-fit-shape-to-text:t" inset="0,0,0,0">
                 <w:txbxContent>
                   <w:p>
@@ -23729,7 +23507,7 @@
 </file>
 
 <file path=word/footer2.xml><?xml version="1.0" encoding="utf-8"?>
-<w:ftr xmlns:wpc="http://schemas.microsoft.com/office/word/2010/wordprocessingCanvas" xmlns:cx="http://schemas.microsoft.com/office/drawing/2014/chartex" xmlns:cx1="http://schemas.microsoft.com/office/drawing/2015/9/8/chartex" xmlns:cx2="http://schemas.microsoft.com/office/drawing/2015/10/21/chartex" xmlns:cx3="http://schemas.microsoft.com/office/drawing/2016/5/9/chartex" xmlns:cx4="http://schemas.microsoft.com/office/drawing/2016/5/10/chartex" xmlns:cx5="http://schemas.microsoft.com/office/drawing/2016/5/11/chartex" xmlns:cx6="http://schemas.microsoft.com/office/drawing/2016/5/12/chartex" xmlns:cx7="http://schemas.microsoft.com/office/drawing/2016/5/13/chartex" xmlns:cx8="http://schemas.microsoft.com/office/drawing/2016/5/14/chartex" xmlns:mc="http://schemas.openxmlformats.org/markup-compatibility/2006" xmlns:aink="http://schemas.microsoft.com/office/drawing/2016/ink" xmlns:am3d="http://schemas.microsoft.com/office/drawing/2017/model3d" xmlns:o="urn:schemas-microsoft-com:office:office" xmlns:oel="http://schemas.microsoft.com/office/2019/extlst" xmlns:r="http://schemas.openxmlformats.org/officeDocument/2006/relationships" xmlns:m="http://schemas.openxmlformats.org/officeDocument/2006/math" xmlns:v="urn:schemas-microsoft-com:vml" xmlns:wp14="http://schemas.microsoft.com/office/word/2010/wordprocessingDrawing" xmlns:wp="http://schemas.openxmlformats.org/drawingml/2006/wordprocessingDrawing" xmlns:w10="urn:schemas-microsoft-com:office:word" xmlns:w="http://schemas.openxmlformats.org/wordprocessingml/2006/main" xmlns:w14="http://schemas.microsoft.com/office/word/2010/wordml" xmlns:w15="http://schemas.microsoft.com/office/word/2012/wordml" xmlns:w16cex="http://schemas.microsoft.com/office/word/2018/wordml/cex" xmlns:w16cid="http://schemas.microsoft.com/office/word/2016/wordml/cid" xmlns:w16="http://schemas.microsoft.com/office/word/2018/wordml" xmlns:w16du="http://schemas.microsoft.com/office/word/2023/wordml/word16du" xmlns:w16sdtdh="http://schemas.microsoft.com/office/word/2020/wordml/sdtdatahash" xmlns:w16sdtfl="http://schemas.microsoft.com/office/word/2024/wordml/sdtformatlock" xmlns:w16se="http://schemas.microsoft.com/office/word/2015/wordml/symex" xmlns:wpg="http://schemas.microsoft.com/office/word/2010/wordprocessingGroup" xmlns:wpi="http://schemas.microsoft.com/office/word/2010/wordprocessingInk" xmlns:wne="http://schemas.microsoft.com/office/word/2006/wordml" xmlns:wps="http://schemas.microsoft.com/office/word/2010/wordprocessingShape" mc:Ignorable="w14 w15 w16se w16cid w16 w16cex w16sdtdh w16sdtfl w16du wp14">
+<w:ftr xmlns:wpc="http://schemas.microsoft.com/office/word/2010/wordprocessingCanvas" xmlns:cx="http://schemas.microsoft.com/office/drawing/2014/chartex" xmlns:mc="http://schemas.openxmlformats.org/markup-compatibility/2006" xmlns:o="urn:schemas-microsoft-com:office:office" xmlns:r="http://schemas.openxmlformats.org/officeDocument/2006/relationships" xmlns:m="http://schemas.openxmlformats.org/officeDocument/2006/math" xmlns:v="urn:schemas-microsoft-com:vml" xmlns:wp14="http://schemas.microsoft.com/office/word/2010/wordprocessingDrawing" xmlns:wp="http://schemas.openxmlformats.org/drawingml/2006/wordprocessingDrawing" xmlns:w10="urn:schemas-microsoft-com:office:word" xmlns:w="http://schemas.openxmlformats.org/wordprocessingml/2006/main" xmlns:w14="http://schemas.microsoft.com/office/word/2010/wordml" xmlns:w15="http://schemas.microsoft.com/office/word/2012/wordml" xmlns:w16se="http://schemas.microsoft.com/office/word/2015/wordml/symex" xmlns:wpg="http://schemas.microsoft.com/office/word/2010/wordprocessingGroup" xmlns:wpi="http://schemas.microsoft.com/office/word/2010/wordprocessingInk" xmlns:wne="http://schemas.microsoft.com/office/word/2006/wordml" xmlns:wps="http://schemas.microsoft.com/office/word/2010/wordprocessingShape" mc:Ignorable="w14 w15 w16se wp14">
   <w:p>
     <w:pPr>
       <w:tabs>
@@ -23891,7 +23669,7 @@
             </wp:anchor>
           </w:drawing>
         </mc:Choice>
-        <mc:Fallback>
+        <mc:Fallback xmlns:w16sdtfl="http://schemas.microsoft.com/office/word/2024/wordml/sdtformatlock" xmlns:w16sdtdh="http://schemas.microsoft.com/office/word/2020/wordml/sdtdatahash" xmlns:w16du="http://schemas.microsoft.com/office/word/2023/wordml/word16du" xmlns:w16="http://schemas.microsoft.com/office/word/2018/wordml" xmlns:w16cid="http://schemas.microsoft.com/office/word/2016/wordml/cid" xmlns:w16cex="http://schemas.microsoft.com/office/word/2018/wordml/cex" xmlns:oel="http://schemas.microsoft.com/office/2019/extlst" xmlns:am3d="http://schemas.microsoft.com/office/drawing/2017/model3d" xmlns:aink="http://schemas.microsoft.com/office/drawing/2016/ink" xmlns:cx8="http://schemas.microsoft.com/office/drawing/2016/5/14/chartex" xmlns:cx7="http://schemas.microsoft.com/office/drawing/2016/5/13/chartex" xmlns:cx6="http://schemas.microsoft.com/office/drawing/2016/5/12/chartex" xmlns:cx5="http://schemas.microsoft.com/office/drawing/2016/5/11/chartex" xmlns:cx4="http://schemas.microsoft.com/office/drawing/2016/5/10/chartex" xmlns:cx3="http://schemas.microsoft.com/office/drawing/2016/5/9/chartex" xmlns:cx2="http://schemas.microsoft.com/office/drawing/2015/10/21/chartex" xmlns:cx1="http://schemas.microsoft.com/office/drawing/2015/9/8/chartex">
           <w:pict>
             <v:group w14:anchorId="5BFA6A4B" id="Group 11204" o:spid="_x0000_s1026" style="position:absolute;margin-left:86.4pt;margin-top:795.35pt;width:442.65pt;height:3.6pt;z-index:251661312;mso-position-horizontal-relative:page;mso-position-vertical-relative:page;mso-width-relative:margin;mso-height-relative:margin" coordsize="53897,566" o:gfxdata="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">
               <v:shape id="Shape 11732" o:spid="_x0000_s1027" style="position:absolute;width:53897;height:381;visibility:visible;mso-wrap-style:square;v-text-anchor:top" coordsize="5389753,38100" o:gfxdata="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" path="m,l5389753,r,38100l,38100,,e" fillcolor="black" stroked="f" strokeweight="0">
@@ -23919,7 +23697,7 @@
 </file>
 
 <file path=word/footer3.xml><?xml version="1.0" encoding="utf-8"?>
-<w:ftr xmlns:wpc="http://schemas.microsoft.com/office/word/2010/wordprocessingCanvas" xmlns:cx="http://schemas.microsoft.com/office/drawing/2014/chartex" xmlns:cx1="http://schemas.microsoft.com/office/drawing/2015/9/8/chartex" xmlns:cx2="http://schemas.microsoft.com/office/drawing/2015/10/21/chartex" xmlns:cx3="http://schemas.microsoft.com/office/drawing/2016/5/9/chartex" xmlns:cx4="http://schemas.microsoft.com/office/drawing/2016/5/10/chartex" xmlns:cx5="http://schemas.microsoft.com/office/drawing/2016/5/11/chartex" xmlns:cx6="http://schemas.microsoft.com/office/drawing/2016/5/12/chartex" xmlns:cx7="http://schemas.microsoft.com/office/drawing/2016/5/13/chartex" xmlns:cx8="http://schemas.microsoft.com/office/drawing/2016/5/14/chartex" xmlns:mc="http://schemas.openxmlformats.org/markup-compatibility/2006" xmlns:aink="http://schemas.microsoft.com/office/drawing/2016/ink" xmlns:am3d="http://schemas.microsoft.com/office/drawing/2017/model3d" xmlns:o="urn:schemas-microsoft-com:office:office" xmlns:oel="http://schemas.microsoft.com/office/2019/extlst" xmlns:r="http://schemas.openxmlformats.org/officeDocument/2006/relationships" xmlns:m="http://schemas.openxmlformats.org/officeDocument/2006/math" xmlns:v="urn:schemas-microsoft-com:vml" xmlns:wp14="http://schemas.microsoft.com/office/word/2010/wordprocessingDrawing" xmlns:wp="http://schemas.openxmlformats.org/drawingml/2006/wordprocessingDrawing" xmlns:w10="urn:schemas-microsoft-com:office:word" xmlns:w="http://schemas.openxmlformats.org/wordprocessingml/2006/main" xmlns:w14="http://schemas.microsoft.com/office/word/2010/wordml" xmlns:w15="http://schemas.microsoft.com/office/word/2012/wordml" xmlns:w16cex="http://schemas.microsoft.com/office/word/2018/wordml/cex" xmlns:w16cid="http://schemas.microsoft.com/office/word/2016/wordml/cid" xmlns:w16="http://schemas.microsoft.com/office/word/2018/wordml" xmlns:w16du="http://schemas.microsoft.com/office/word/2023/wordml/word16du" xmlns:w16sdtdh="http://schemas.microsoft.com/office/word/2020/wordml/sdtdatahash" xmlns:w16sdtfl="http://schemas.microsoft.com/office/word/2024/wordml/sdtformatlock" xmlns:w16se="http://schemas.microsoft.com/office/word/2015/wordml/symex" xmlns:wpg="http://schemas.microsoft.com/office/word/2010/wordprocessingGroup" xmlns:wpi="http://schemas.microsoft.com/office/word/2010/wordprocessingInk" xmlns:wne="http://schemas.microsoft.com/office/word/2006/wordml" xmlns:wps="http://schemas.microsoft.com/office/word/2010/wordprocessingShape" mc:Ignorable="w14 w15 w16se w16cid w16 w16cex w16sdtdh w16sdtfl w16du wp14">
+<w:ftr xmlns:wpc="http://schemas.microsoft.com/office/word/2010/wordprocessingCanvas" xmlns:cx="http://schemas.microsoft.com/office/drawing/2014/chartex" xmlns:mc="http://schemas.openxmlformats.org/markup-compatibility/2006" xmlns:o="urn:schemas-microsoft-com:office:office" xmlns:r="http://schemas.openxmlformats.org/officeDocument/2006/relationships" xmlns:m="http://schemas.openxmlformats.org/officeDocument/2006/math" xmlns:v="urn:schemas-microsoft-com:vml" xmlns:wp14="http://schemas.microsoft.com/office/word/2010/wordprocessingDrawing" xmlns:wp="http://schemas.openxmlformats.org/drawingml/2006/wordprocessingDrawing" xmlns:w10="urn:schemas-microsoft-com:office:word" xmlns:w="http://schemas.openxmlformats.org/wordprocessingml/2006/main" xmlns:w14="http://schemas.microsoft.com/office/word/2010/wordml" xmlns:w15="http://schemas.microsoft.com/office/word/2012/wordml" xmlns:w16se="http://schemas.microsoft.com/office/word/2015/wordml/symex" xmlns:wpg="http://schemas.microsoft.com/office/word/2010/wordprocessingGroup" xmlns:wpi="http://schemas.microsoft.com/office/word/2010/wordprocessingInk" xmlns:wne="http://schemas.microsoft.com/office/word/2006/wordml" xmlns:wps="http://schemas.microsoft.com/office/word/2010/wordprocessingShape" mc:Ignorable="w14 w15 w16se wp14">
   <w:p>
     <w:pPr>
       <w:pStyle w:val="Footer"/>
@@ -24077,7 +23855,7 @@
             </wp:anchor>
           </w:drawing>
         </mc:Choice>
-        <mc:Fallback>
+        <mc:Fallback xmlns:w16sdtfl="http://schemas.microsoft.com/office/word/2024/wordml/sdtformatlock" xmlns:w16sdtdh="http://schemas.microsoft.com/office/word/2020/wordml/sdtdatahash" xmlns:w16du="http://schemas.microsoft.com/office/word/2023/wordml/word16du" xmlns:w16="http://schemas.microsoft.com/office/word/2018/wordml" xmlns:w16cid="http://schemas.microsoft.com/office/word/2016/wordml/cid" xmlns:w16cex="http://schemas.microsoft.com/office/word/2018/wordml/cex" xmlns:oel="http://schemas.microsoft.com/office/2019/extlst" xmlns:am3d="http://schemas.microsoft.com/office/drawing/2017/model3d" xmlns:aink="http://schemas.microsoft.com/office/drawing/2016/ink" xmlns:cx8="http://schemas.microsoft.com/office/drawing/2016/5/14/chartex" xmlns:cx7="http://schemas.microsoft.com/office/drawing/2016/5/13/chartex" xmlns:cx6="http://schemas.microsoft.com/office/drawing/2016/5/12/chartex" xmlns:cx5="http://schemas.microsoft.com/office/drawing/2016/5/11/chartex" xmlns:cx4="http://schemas.microsoft.com/office/drawing/2016/5/10/chartex" xmlns:cx3="http://schemas.microsoft.com/office/drawing/2016/5/9/chartex" xmlns:cx2="http://schemas.microsoft.com/office/drawing/2015/10/21/chartex" xmlns:cx1="http://schemas.microsoft.com/office/drawing/2015/9/8/chartex">
           <w:pict>
             <v:group w14:anchorId="3CF379B0" id="Group 1" o:spid="_x0000_s1026" style="position:absolute;margin-left:87.05pt;margin-top:794.5pt;width:438.9pt;height:3.8pt;z-index:251663360;mso-position-horizontal-relative:page;mso-position-vertical-relative:page;mso-width-relative:margin;mso-height-relative:margin" coordsize="53897,566" o:gfxdata="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">
               <v:shape id="Shape 11732" o:spid="_x0000_s1027" style="position:absolute;width:53897;height:381;visibility:visible;mso-wrap-style:square;v-text-anchor:top" coordsize="5389753,38100" o:gfxdata="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" path="m,l5389753,r,38100l,38100,,e" fillcolor="black" stroked="f" strokeweight="0">
@@ -24163,7 +23941,7 @@
         <w:sz w:val="22"/>
         <w:szCs w:val="22"/>
       </w:rPr>
-      <w:t>2</w:t>
+      <w:t>12</w:t>
     </w:r>
     <w:r>
       <w:rPr>
@@ -24177,7 +23955,7 @@
 </file>
 
 <file path=word/footnotes.xml><?xml version="1.0" encoding="utf-8"?>
-<w:footnotes xmlns:wpc="http://schemas.microsoft.com/office/word/2010/wordprocessingCanvas" xmlns:cx="http://schemas.microsoft.com/office/drawing/2014/chartex" xmlns:cx1="http://schemas.microsoft.com/office/drawing/2015/9/8/chartex" xmlns:cx2="http://schemas.microsoft.com/office/drawing/2015/10/21/chartex" xmlns:cx3="http://schemas.microsoft.com/office/drawing/2016/5/9/chartex" xmlns:cx4="http://schemas.microsoft.com/office/drawing/2016/5/10/chartex" xmlns:cx5="http://schemas.microsoft.com/office/drawing/2016/5/11/chartex" xmlns:cx6="http://schemas.microsoft.com/office/drawing/2016/5/12/chartex" xmlns:cx7="http://schemas.microsoft.com/office/drawing/2016/5/13/chartex" xmlns:cx8="http://schemas.microsoft.com/office/drawing/2016/5/14/chartex" xmlns:mc="http://schemas.openxmlformats.org/markup-compatibility/2006" xmlns:aink="http://schemas.microsoft.com/office/drawing/2016/ink" xmlns:am3d="http://schemas.microsoft.com/office/drawing/2017/model3d" xmlns:o="urn:schemas-microsoft-com:office:office" xmlns:oel="http://schemas.microsoft.com/office/2019/extlst" xmlns:r="http://schemas.openxmlformats.org/officeDocument/2006/relationships" xmlns:m="http://schemas.openxmlformats.org/officeDocument/2006/math" xmlns:v="urn:schemas-microsoft-com:vml" xmlns:wp14="http://schemas.microsoft.com/office/word/2010/wordprocessingDrawing" xmlns:wp="http://schemas.openxmlformats.org/drawingml/2006/wordprocessingDrawing" xmlns:w10="urn:schemas-microsoft-com:office:word" xmlns:w="http://schemas.openxmlformats.org/wordprocessingml/2006/main" xmlns:w14="http://schemas.microsoft.com/office/word/2010/wordml" xmlns:w15="http://schemas.microsoft.com/office/word/2012/wordml" xmlns:w16cex="http://schemas.microsoft.com/office/word/2018/wordml/cex" xmlns:w16cid="http://schemas.microsoft.com/office/word/2016/wordml/cid" xmlns:w16="http://schemas.microsoft.com/office/word/2018/wordml" xmlns:w16du="http://schemas.microsoft.com/office/word/2023/wordml/word16du" xmlns:w16sdtdh="http://schemas.microsoft.com/office/word/2020/wordml/sdtdatahash" xmlns:w16sdtfl="http://schemas.microsoft.com/office/word/2024/wordml/sdtformatlock" xmlns:w16se="http://schemas.microsoft.com/office/word/2015/wordml/symex" xmlns:wpg="http://schemas.microsoft.com/office/word/2010/wordprocessingGroup" xmlns:wpi="http://schemas.microsoft.com/office/word/2010/wordprocessingInk" xmlns:wne="http://schemas.microsoft.com/office/word/2006/wordml" xmlns:wps="http://schemas.microsoft.com/office/word/2010/wordprocessingShape" mc:Ignorable="w14 w15 w16se w16cid w16 w16cex w16sdtdh w16sdtfl w16du wp14">
+<w:footnotes xmlns:wpc="http://schemas.microsoft.com/office/word/2010/wordprocessingCanvas" xmlns:cx="http://schemas.microsoft.com/office/drawing/2014/chartex" xmlns:mc="http://schemas.openxmlformats.org/markup-compatibility/2006" xmlns:o="urn:schemas-microsoft-com:office:office" xmlns:r="http://schemas.openxmlformats.org/officeDocument/2006/relationships" xmlns:m="http://schemas.openxmlformats.org/officeDocument/2006/math" xmlns:v="urn:schemas-microsoft-com:vml" xmlns:wp14="http://schemas.microsoft.com/office/word/2010/wordprocessingDrawing" xmlns:wp="http://schemas.openxmlformats.org/drawingml/2006/wordprocessingDrawing" xmlns:w10="urn:schemas-microsoft-com:office:word" xmlns:w="http://schemas.openxmlformats.org/wordprocessingml/2006/main" xmlns:w14="http://schemas.microsoft.com/office/word/2010/wordml" xmlns:w15="http://schemas.microsoft.com/office/word/2012/wordml" xmlns:w16se="http://schemas.microsoft.com/office/word/2015/wordml/symex" xmlns:wpg="http://schemas.microsoft.com/office/word/2010/wordprocessingGroup" xmlns:wpi="http://schemas.microsoft.com/office/word/2010/wordprocessingInk" xmlns:wne="http://schemas.microsoft.com/office/word/2006/wordml" xmlns:wps="http://schemas.microsoft.com/office/word/2010/wordprocessingShape" mc:Ignorable="w14 w15 w16se wp14">
   <w:footnote w:type="separator" w:id="-1">
     <w:p>
       <w:r>
@@ -24196,7 +23974,7 @@
 </file>
 
 <file path=word/header1.xml><?xml version="1.0" encoding="utf-8"?>
-<w:hdr xmlns:wpc="http://schemas.microsoft.com/office/word/2010/wordprocessingCanvas" xmlns:cx="http://schemas.microsoft.com/office/drawing/2014/chartex" xmlns:cx1="http://schemas.microsoft.com/office/drawing/2015/9/8/chartex" xmlns:cx2="http://schemas.microsoft.com/office/drawing/2015/10/21/chartex" xmlns:cx3="http://schemas.microsoft.com/office/drawing/2016/5/9/chartex" xmlns:cx4="http://schemas.microsoft.com/office/drawing/2016/5/10/chartex" xmlns:cx5="http://schemas.microsoft.com/office/drawing/2016/5/11/chartex" xmlns:cx6="http://schemas.microsoft.com/office/drawing/2016/5/12/chartex" xmlns:cx7="http://schemas.microsoft.com/office/drawing/2016/5/13/chartex" xmlns:cx8="http://schemas.microsoft.com/office/drawing/2016/5/14/chartex" xmlns:mc="http://schemas.openxmlformats.org/markup-compatibility/2006" xmlns:aink="http://schemas.microsoft.com/office/drawing/2016/ink" xmlns:am3d="http://schemas.microsoft.com/office/drawing/2017/model3d" xmlns:o="urn:schemas-microsoft-com:office:office" xmlns:oel="http://schemas.microsoft.com/office/2019/extlst" xmlns:r="http://schemas.openxmlformats.org/officeDocument/2006/relationships" xmlns:m="http://schemas.openxmlformats.org/officeDocument/2006/math" xmlns:v="urn:schemas-microsoft-com:vml" xmlns:wp14="http://schemas.microsoft.com/office/word/2010/wordprocessingDrawing" xmlns:wp="http://schemas.openxmlformats.org/drawingml/2006/wordprocessingDrawing" xmlns:w10="urn:schemas-microsoft-com:office:word" xmlns:w="http://schemas.openxmlformats.org/wordprocessingml/2006/main" xmlns:w14="http://schemas.microsoft.com/office/word/2010/wordml" xmlns:w15="http://schemas.microsoft.com/office/word/2012/wordml" xmlns:w16cex="http://schemas.microsoft.com/office/word/2018/wordml/cex" xmlns:w16cid="http://schemas.microsoft.com/office/word/2016/wordml/cid" xmlns:w16="http://schemas.microsoft.com/office/word/2018/wordml" xmlns:w16du="http://schemas.microsoft.com/office/word/2023/wordml/word16du" xmlns:w16sdtdh="http://schemas.microsoft.com/office/word/2020/wordml/sdtdatahash" xmlns:w16sdtfl="http://schemas.microsoft.com/office/word/2024/wordml/sdtformatlock" xmlns:w16se="http://schemas.microsoft.com/office/word/2015/wordml/symex" xmlns:wpg="http://schemas.microsoft.com/office/word/2010/wordprocessingGroup" xmlns:wpi="http://schemas.microsoft.com/office/word/2010/wordprocessingInk" xmlns:wne="http://schemas.microsoft.com/office/word/2006/wordml" xmlns:wps="http://schemas.microsoft.com/office/word/2010/wordprocessingShape" mc:Ignorable="w14 w15 w16se w16cid w16 w16cex w16sdtdh w16sdtfl w16du wp14">
+<w:hdr xmlns:wpc="http://schemas.microsoft.com/office/word/2010/wordprocessingCanvas" xmlns:cx="http://schemas.microsoft.com/office/drawing/2014/chartex" xmlns:mc="http://schemas.openxmlformats.org/markup-compatibility/2006" xmlns:o="urn:schemas-microsoft-com:office:office" xmlns:r="http://schemas.openxmlformats.org/officeDocument/2006/relationships" xmlns:m="http://schemas.openxmlformats.org/officeDocument/2006/math" xmlns:v="urn:schemas-microsoft-com:vml" xmlns:wp14="http://schemas.microsoft.com/office/word/2010/wordprocessingDrawing" xmlns:wp="http://schemas.openxmlformats.org/drawingml/2006/wordprocessingDrawing" xmlns:w10="urn:schemas-microsoft-com:office:word" xmlns:w="http://schemas.openxmlformats.org/wordprocessingml/2006/main" xmlns:w14="http://schemas.microsoft.com/office/word/2010/wordml" xmlns:w15="http://schemas.microsoft.com/office/word/2012/wordml" xmlns:w16se="http://schemas.microsoft.com/office/word/2015/wordml/symex" xmlns:wpg="http://schemas.microsoft.com/office/word/2010/wordprocessingGroup" xmlns:wpi="http://schemas.microsoft.com/office/word/2010/wordprocessingInk" xmlns:wne="http://schemas.microsoft.com/office/word/2006/wordml" xmlns:wps="http://schemas.microsoft.com/office/word/2010/wordprocessingShape" mc:Ignorable="w14 w15 w16se wp14">
   <w:p>
     <w:pPr>
       <w:pStyle w:val="Header"/>
@@ -24268,7 +24046,7 @@
             </wp:anchor>
           </w:drawing>
         </mc:Choice>
-        <mc:Fallback>
+        <mc:Fallback xmlns:w16sdtfl="http://schemas.microsoft.com/office/word/2024/wordml/sdtformatlock" xmlns:w16sdtdh="http://schemas.microsoft.com/office/word/2020/wordml/sdtdatahash" xmlns:w16du="http://schemas.microsoft.com/office/word/2023/wordml/word16du" xmlns:w16="http://schemas.microsoft.com/office/word/2018/wordml" xmlns:w16cid="http://schemas.microsoft.com/office/word/2016/wordml/cid" xmlns:w16cex="http://schemas.microsoft.com/office/word/2018/wordml/cex" xmlns:oel="http://schemas.microsoft.com/office/2019/extlst" xmlns:am3d="http://schemas.microsoft.com/office/drawing/2017/model3d" xmlns:aink="http://schemas.microsoft.com/office/drawing/2016/ink" xmlns:cx8="http://schemas.microsoft.com/office/drawing/2016/5/14/chartex" xmlns:cx7="http://schemas.microsoft.com/office/drawing/2016/5/13/chartex" xmlns:cx6="http://schemas.microsoft.com/office/drawing/2016/5/12/chartex" xmlns:cx5="http://schemas.microsoft.com/office/drawing/2016/5/11/chartex" xmlns:cx4="http://schemas.microsoft.com/office/drawing/2016/5/10/chartex" xmlns:cx3="http://schemas.microsoft.com/office/drawing/2016/5/9/chartex" xmlns:cx2="http://schemas.microsoft.com/office/drawing/2015/10/21/chartex" xmlns:cx1="http://schemas.microsoft.com/office/drawing/2015/9/8/chartex">
           <w:pict>
             <v:line w14:anchorId="09FBDC44" id="Straight Connector 30" o:spid="_x0000_s1026" style="position:absolute;z-index:251666432;visibility:visible;mso-wrap-style:square;mso-wrap-distance-left:9pt;mso-wrap-distance-top:0;mso-wrap-distance-right:9pt;mso-wrap-distance-bottom:0;mso-position-horizontal:absolute;mso-position-horizontal-relative:text;mso-position-vertical:absolute;mso-position-vertical-relative:text" from="-2.75pt,16.9pt" to="455.6pt,16.9pt" o:gfxdata="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" strokecolor="black [3213]" strokeweight="5pt">
               <v:stroke linestyle="thickThin" endcap="square"/>
@@ -24290,7 +24068,7 @@
 </file>
 
 <file path=word/header2.xml><?xml version="1.0" encoding="utf-8"?>
-<w:hdr xmlns:wpc="http://schemas.microsoft.com/office/word/2010/wordprocessingCanvas" xmlns:cx="http://schemas.microsoft.com/office/drawing/2014/chartex" xmlns:cx1="http://schemas.microsoft.com/office/drawing/2015/9/8/chartex" xmlns:cx2="http://schemas.microsoft.com/office/drawing/2015/10/21/chartex" xmlns:cx3="http://schemas.microsoft.com/office/drawing/2016/5/9/chartex" xmlns:cx4="http://schemas.microsoft.com/office/drawing/2016/5/10/chartex" xmlns:cx5="http://schemas.microsoft.com/office/drawing/2016/5/11/chartex" xmlns:cx6="http://schemas.microsoft.com/office/drawing/2016/5/12/chartex" xmlns:cx7="http://schemas.microsoft.com/office/drawing/2016/5/13/chartex" xmlns:cx8="http://schemas.microsoft.com/office/drawing/2016/5/14/chartex" xmlns:mc="http://schemas.openxmlformats.org/markup-compatibility/2006" xmlns:aink="http://schemas.microsoft.com/office/drawing/2016/ink" xmlns:am3d="http://schemas.microsoft.com/office/drawing/2017/model3d" xmlns:o="urn:schemas-microsoft-com:office:office" xmlns:oel="http://schemas.microsoft.com/office/2019/extlst" xmlns:r="http://schemas.openxmlformats.org/officeDocument/2006/relationships" xmlns:m="http://schemas.openxmlformats.org/officeDocument/2006/math" xmlns:v="urn:schemas-microsoft-com:vml" xmlns:wp14="http://schemas.microsoft.com/office/word/2010/wordprocessingDrawing" xmlns:wp="http://schemas.openxmlformats.org/drawingml/2006/wordprocessingDrawing" xmlns:w10="urn:schemas-microsoft-com:office:word" xmlns:w="http://schemas.openxmlformats.org/wordprocessingml/2006/main" xmlns:w14="http://schemas.microsoft.com/office/word/2010/wordml" xmlns:w15="http://schemas.microsoft.com/office/word/2012/wordml" xmlns:w16cex="http://schemas.microsoft.com/office/word/2018/wordml/cex" xmlns:w16cid="http://schemas.microsoft.com/office/word/2016/wordml/cid" xmlns:w16="http://schemas.microsoft.com/office/word/2018/wordml" xmlns:w16du="http://schemas.microsoft.com/office/word/2023/wordml/word16du" xmlns:w16sdtdh="http://schemas.microsoft.com/office/word/2020/wordml/sdtdatahash" xmlns:w16sdtfl="http://schemas.microsoft.com/office/word/2024/wordml/sdtformatlock" xmlns:w16se="http://schemas.microsoft.com/office/word/2015/wordml/symex" xmlns:wpg="http://schemas.microsoft.com/office/word/2010/wordprocessingGroup" xmlns:wpi="http://schemas.microsoft.com/office/word/2010/wordprocessingInk" xmlns:wne="http://schemas.microsoft.com/office/word/2006/wordml" xmlns:wps="http://schemas.microsoft.com/office/word/2010/wordprocessingShape" mc:Ignorable="w14 w15 w16se w16cid w16 w16cex w16sdtdh w16sdtfl w16du wp14">
+<w:hdr xmlns:wpc="http://schemas.microsoft.com/office/word/2010/wordprocessingCanvas" xmlns:cx="http://schemas.microsoft.com/office/drawing/2014/chartex" xmlns:mc="http://schemas.openxmlformats.org/markup-compatibility/2006" xmlns:o="urn:schemas-microsoft-com:office:office" xmlns:r="http://schemas.openxmlformats.org/officeDocument/2006/relationships" xmlns:m="http://schemas.openxmlformats.org/officeDocument/2006/math" xmlns:v="urn:schemas-microsoft-com:vml" xmlns:wp14="http://schemas.microsoft.com/office/word/2010/wordprocessingDrawing" xmlns:wp="http://schemas.openxmlformats.org/drawingml/2006/wordprocessingDrawing" xmlns:w10="urn:schemas-microsoft-com:office:word" xmlns:w="http://schemas.openxmlformats.org/wordprocessingml/2006/main" xmlns:w14="http://schemas.microsoft.com/office/word/2010/wordml" xmlns:w15="http://schemas.microsoft.com/office/word/2012/wordml" xmlns:w16se="http://schemas.microsoft.com/office/word/2015/wordml/symex" xmlns:wpg="http://schemas.microsoft.com/office/word/2010/wordprocessingGroup" xmlns:wpi="http://schemas.microsoft.com/office/word/2010/wordprocessingInk" xmlns:wne="http://schemas.microsoft.com/office/word/2006/wordml" xmlns:wps="http://schemas.microsoft.com/office/word/2010/wordprocessingShape" mc:Ignorable="w14 w15 w16se wp14">
   <w:p>
     <w:pPr>
       <w:tabs>
@@ -24453,7 +24231,7 @@
             </wp:anchor>
           </w:drawing>
         </mc:Choice>
-        <mc:Fallback>
+        <mc:Fallback xmlns:w16sdtfl="http://schemas.microsoft.com/office/word/2024/wordml/sdtformatlock" xmlns:w16sdtdh="http://schemas.microsoft.com/office/word/2020/wordml/sdtdatahash" xmlns:w16du="http://schemas.microsoft.com/office/word/2023/wordml/word16du" xmlns:w16="http://schemas.microsoft.com/office/word/2018/wordml" xmlns:w16cid="http://schemas.microsoft.com/office/word/2016/wordml/cid" xmlns:w16cex="http://schemas.microsoft.com/office/word/2018/wordml/cex" xmlns:oel="http://schemas.microsoft.com/office/2019/extlst" xmlns:am3d="http://schemas.microsoft.com/office/drawing/2017/model3d" xmlns:aink="http://schemas.microsoft.com/office/drawing/2016/ink" xmlns:cx8="http://schemas.microsoft.com/office/drawing/2016/5/14/chartex" xmlns:cx7="http://schemas.microsoft.com/office/drawing/2016/5/13/chartex" xmlns:cx6="http://schemas.microsoft.com/office/drawing/2016/5/12/chartex" xmlns:cx5="http://schemas.microsoft.com/office/drawing/2016/5/11/chartex" xmlns:cx4="http://schemas.microsoft.com/office/drawing/2016/5/10/chartex" xmlns:cx3="http://schemas.microsoft.com/office/drawing/2016/5/9/chartex" xmlns:cx2="http://schemas.microsoft.com/office/drawing/2015/10/21/chartex" xmlns:cx1="http://schemas.microsoft.com/office/drawing/2015/9/8/chartex">
           <w:pict>
             <v:group w14:anchorId="217839A4" id="Group 11170" o:spid="_x0000_s1026" style="position:absolute;margin-left:0;margin-top:-17pt;width:452pt;height:3.55pt;z-index:251659264;mso-position-horizontal:left;mso-position-horizontal-relative:margin;mso-position-vertical-relative:margin;mso-width-relative:margin;mso-height-relative:margin" coordsize="56183,563" o:gfxdata="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">
               <v:shape id="Shape 11708" o:spid="_x0000_s1027" style="position:absolute;top:182;width:56183;height:381;visibility:visible;mso-wrap-style:square;v-text-anchor:top" coordsize="5618353,38100" o:gfxdata="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" path="m,l5618353,r,38100l,38100,,e" fillcolor="black" stroked="f" strokeweight="0">
@@ -24491,7 +24269,7 @@
 </file>
 
 <file path=word/numbering.xml><?xml version="1.0" encoding="utf-8"?>
-<w:numbering xmlns:wpc="http://schemas.microsoft.com/office/word/2010/wordprocessingCanvas" xmlns:cx="http://schemas.microsoft.com/office/drawing/2014/chartex" xmlns:cx1="http://schemas.microsoft.com/office/drawing/2015/9/8/chartex" xmlns:cx2="http://schemas.microsoft.com/office/drawing/2015/10/21/chartex" xmlns:cx3="http://schemas.microsoft.com/office/drawing/2016/5/9/chartex" xmlns:cx4="http://schemas.microsoft.com/office/drawing/2016/5/10/chartex" xmlns:cx5="http://schemas.microsoft.com/office/drawing/2016/5/11/chartex" xmlns:cx6="http://schemas.microsoft.com/office/drawing/2016/5/12/chartex" xmlns:cx7="http://schemas.microsoft.com/office/drawing/2016/5/13/chartex" xmlns:cx8="http://schemas.microsoft.com/office/drawing/2016/5/14/chartex" xmlns:mc="http://schemas.openxmlformats.org/markup-compatibility/2006" xmlns:aink="http://schemas.microsoft.com/office/drawing/2016/ink" xmlns:am3d="http://schemas.microsoft.com/office/drawing/2017/model3d" xmlns:o="urn:schemas-microsoft-com:office:office" xmlns:oel="http://schemas.microsoft.com/office/2019/extlst" xmlns:r="http://schemas.openxmlformats.org/officeDocument/2006/relationships" xmlns:m="http://schemas.openxmlformats.org/officeDocument/2006/math" xmlns:v="urn:schemas-microsoft-com:vml" xmlns:wp14="http://schemas.microsoft.com/office/word/2010/wordprocessingDrawing" xmlns:wp="http://schemas.openxmlformats.org/drawingml/2006/wordprocessingDrawing" xmlns:w10="urn:schemas-microsoft-com:office:word" xmlns:w="http://schemas.openxmlformats.org/wordprocessingml/2006/main" xmlns:w14="http://schemas.microsoft.com/office/word/2010/wordml" xmlns:w15="http://schemas.microsoft.com/office/word/2012/wordml" xmlns:w16cex="http://schemas.microsoft.com/office/word/2018/wordml/cex" xmlns:w16cid="http://schemas.microsoft.com/office/word/2016/wordml/cid" xmlns:w16="http://schemas.microsoft.com/office/word/2018/wordml" xmlns:w16du="http://schemas.microsoft.com/office/word/2023/wordml/word16du" xmlns:w16sdtdh="http://schemas.microsoft.com/office/word/2020/wordml/sdtdatahash" xmlns:w16sdtfl="http://schemas.microsoft.com/office/word/2024/wordml/sdtformatlock" xmlns:w16se="http://schemas.microsoft.com/office/word/2015/wordml/symex" xmlns:wpg="http://schemas.microsoft.com/office/word/2010/wordprocessingGroup" xmlns:wpi="http://schemas.microsoft.com/office/word/2010/wordprocessingInk" xmlns:wne="http://schemas.microsoft.com/office/word/2006/wordml" xmlns:wps="http://schemas.microsoft.com/office/word/2010/wordprocessingShape" mc:Ignorable="w14 w15 w16se w16cid w16 w16cex w16sdtdh w16sdtfl w16du wp14">
+<w:numbering xmlns:wpc="http://schemas.microsoft.com/office/word/2010/wordprocessingCanvas" xmlns:cx="http://schemas.microsoft.com/office/drawing/2014/chartex" xmlns:mc="http://schemas.openxmlformats.org/markup-compatibility/2006" xmlns:o="urn:schemas-microsoft-com:office:office" xmlns:r="http://schemas.openxmlformats.org/officeDocument/2006/relationships" xmlns:m="http://schemas.openxmlformats.org/officeDocument/2006/math" xmlns:v="urn:schemas-microsoft-com:vml" xmlns:wp14="http://schemas.microsoft.com/office/word/2010/wordprocessingDrawing" xmlns:wp="http://schemas.openxmlformats.org/drawingml/2006/wordprocessingDrawing" xmlns:w10="urn:schemas-microsoft-com:office:word" xmlns:w="http://schemas.openxmlformats.org/wordprocessingml/2006/main" xmlns:w14="http://schemas.microsoft.com/office/word/2010/wordml" xmlns:w15="http://schemas.microsoft.com/office/word/2012/wordml" xmlns:w16se="http://schemas.microsoft.com/office/word/2015/wordml/symex" xmlns:wpg="http://schemas.microsoft.com/office/word/2010/wordprocessingGroup" xmlns:wpi="http://schemas.microsoft.com/office/word/2010/wordprocessingInk" xmlns:wne="http://schemas.microsoft.com/office/word/2006/wordml" xmlns:wps="http://schemas.microsoft.com/office/word/2010/wordprocessingShape" mc:Ignorable="w14 w15 w16se wp14">
   <w:abstractNum w:abstractNumId="0" w15:restartNumberingAfterBreak="0">
     <w:nsid w:val="53802CCD"/>
     <w:multiLevelType w:val="hybridMultilevel"/>
@@ -24944,26 +24722,26 @@
       </w:rPr>
     </w:lvl>
   </w:abstractNum>
-  <w:num w:numId="1" w16cid:durableId="1727491351">
+  <w:num w:numId="1">
     <w:abstractNumId w:val="2"/>
     <w:lvlOverride w:ilvl="0">
       <w:startOverride w:val="1"/>
     </w:lvlOverride>
   </w:num>
-  <w:num w:numId="2" w16cid:durableId="1186407652">
+  <w:num w:numId="2">
     <w:abstractNumId w:val="3"/>
   </w:num>
-  <w:num w:numId="3" w16cid:durableId="1208683026">
+  <w:num w:numId="3">
     <w:abstractNumId w:val="4"/>
   </w:num>
-  <w:num w:numId="4" w16cid:durableId="961612348">
+  <w:num w:numId="4">
     <w:abstractNumId w:val="1"/>
   </w:num>
 </w:numbering>
 </file>
 
 <file path=word/styles.xml><?xml version="1.0" encoding="utf-8"?>
-<w:styles xmlns:mc="http://schemas.openxmlformats.org/markup-compatibility/2006" xmlns:r="http://schemas.openxmlformats.org/officeDocument/2006/relationships" xmlns:w="http://schemas.openxmlformats.org/wordprocessingml/2006/main" xmlns:w14="http://schemas.microsoft.com/office/word/2010/wordml" xmlns:w15="http://schemas.microsoft.com/office/word/2012/wordml" xmlns:w16cex="http://schemas.microsoft.com/office/word/2018/wordml/cex" xmlns:w16cid="http://schemas.microsoft.com/office/word/2016/wordml/cid" xmlns:w16="http://schemas.microsoft.com/office/word/2018/wordml" xmlns:w16du="http://schemas.microsoft.com/office/word/2023/wordml/word16du" xmlns:w16sdtdh="http://schemas.microsoft.com/office/word/2020/wordml/sdtdatahash" xmlns:w16sdtfl="http://schemas.microsoft.com/office/word/2024/wordml/sdtformatlock" xmlns:w16se="http://schemas.microsoft.com/office/word/2015/wordml/symex" mc:Ignorable="w14 w15 w16se w16cid w16 w16cex w16sdtdh w16sdtfl w16du">
+<w:styles xmlns:mc="http://schemas.openxmlformats.org/markup-compatibility/2006" xmlns:r="http://schemas.openxmlformats.org/officeDocument/2006/relationships" xmlns:w="http://schemas.openxmlformats.org/wordprocessingml/2006/main" xmlns:w14="http://schemas.microsoft.com/office/word/2010/wordml" xmlns:w15="http://schemas.microsoft.com/office/word/2012/wordml" xmlns:w16se="http://schemas.microsoft.com/office/word/2015/wordml/symex" mc:Ignorable="w14 w15 w16se">
   <w:docDefaults>
     <w:rPrDefault>
       <w:rPr>
@@ -24975,7 +24753,7 @@
     </w:rPrDefault>
     <w:pPrDefault/>
   </w:docDefaults>
-  <w:latentStyles w:defLockedState="0" w:defUIPriority="99" w:defSemiHidden="0" w:defUnhideWhenUsed="0" w:defQFormat="0" w:count="376">
+  <w:latentStyles w:defLockedState="0" w:defUIPriority="99" w:defSemiHidden="0" w:defUnhideWhenUsed="0" w:defQFormat="0" w:count="371">
     <w:lsdException w:name="Normal" w:uiPriority="0" w:qFormat="1"/>
     <w:lsdException w:name="heading 1" w:uiPriority="9" w:qFormat="1"/>
     <w:lsdException w:name="heading 2" w:semiHidden="1" w:uiPriority="9" w:unhideWhenUsed="1" w:qFormat="1"/>
@@ -25347,11 +25125,6 @@
     <w:lsdException w:name="List Table 5 Dark Accent 6" w:uiPriority="50"/>
     <w:lsdException w:name="List Table 6 Colorful Accent 6" w:uiPriority="51"/>
     <w:lsdException w:name="List Table 7 Colorful Accent 6" w:uiPriority="52"/>
-    <w:lsdException w:name="Mention" w:semiHidden="1" w:unhideWhenUsed="1"/>
-    <w:lsdException w:name="Smart Hyperlink" w:semiHidden="1" w:unhideWhenUsed="1"/>
-    <w:lsdException w:name="Hashtag" w:semiHidden="1" w:unhideWhenUsed="1"/>
-    <w:lsdException w:name="Unresolved Mention" w:semiHidden="1" w:unhideWhenUsed="1"/>
-    <w:lsdException w:name="Smart Link" w:semiHidden="1" w:unhideWhenUsed="1"/>
   </w:latentStyles>
   <w:style w:type="paragraph" w:default="1" w:styleId="Normal">
     <w:name w:val="Normal"/>
@@ -25435,6 +25208,7 @@
   <w:style w:type="character" w:default="1" w:styleId="DefaultParagraphFont">
     <w:name w:val="Default Paragraph Font"/>
     <w:uiPriority w:val="1"/>
+    <w:semiHidden/>
     <w:unhideWhenUsed/>
   </w:style>
   <w:style w:type="table" w:default="1" w:styleId="TableNormal">
@@ -25947,7 +25721,7 @@
 </file>
 
 <file path=customXml/itemProps1.xml><?xml version="1.0" encoding="utf-8"?>
-<ds:datastoreItem xmlns:ds="http://schemas.openxmlformats.org/officeDocument/2006/customXml" ds:itemID="{CE8D2B82-FE0E-47EE-AB2B-23124E894BF4}">
+<ds:datastoreItem xmlns:ds="http://schemas.openxmlformats.org/officeDocument/2006/customXml" ds:itemID="{D500DC4F-9452-4329-8B0E-BFA99629354B}">
   <ds:schemaRefs>
     <ds:schemaRef ds:uri="http://schemas.openxmlformats.org/officeDocument/2006/bibliography"/>
   </ds:schemaRefs>
